--- a/tests/corpus_v2/docs/agency_0010.docx
+++ b/tests/corpus_v2/docs/agency_0010.docx
@@ -21,19 +21,25 @@
         <w:rPr>
           <w:b/>
         </w:rPr>
-        <w:t xml:space="preserve">№ 63/2023-С</w:t>
-      </w:r>
-    </w:p>
-    <w:p/>
-    <w:p>
-      <w:r>
-        <w:t xml:space="preserve">г. Одинцово</w:t>
+        <w:t xml:space="preserve">№ </w:t>
+      </w:r>
+      <w:r>
+        <w:rPr>
+          <w:b/>
+        </w:rPr>
+        <w:t xml:space="preserve">41/11</w:t>
+      </w:r>
+    </w:p>
+    <w:p/>
+    <w:p>
+      <w:r>
+        <w:t xml:space="preserve">г. Химки</w:t>
       </w:r>
       <w:r>
         <w:t xml:space="preserve">     </w:t>
       </w:r>
       <w:r>
-        <w:t xml:space="preserve">«14» января 2023 г.</w:t>
+        <w:t xml:space="preserve">28.07.2023 г.</w:t>
       </w:r>
     </w:p>
     <w:p/>
@@ -72,10 +78,10 @@
         <w:t xml:space="preserve">, именуемый в дальнейшем «Принципал», действующий на основании свидетельства о государственной регистрации</w:t>
       </w:r>
       <w:r>
-        <w:t xml:space="preserve">, с другой стороны, совместно именуемые «Стороны», заключили настоящий </w:t>
-      </w:r>
-      <w:r>
-        <w:t xml:space="preserve">Договор № 63/2023-Д</w:t>
+        <w:t xml:space="preserve">, с другой стороны, совместно именуемые «Стороны», заключили настоящий Договор № </w:t>
+      </w:r>
+      <w:r>
+        <w:t xml:space="preserve">63/2023-Д</w:t>
       </w:r>
       <w:r>
         <w:t xml:space="preserve"> (далее — Договор) о нижеследующем:</w:t>
@@ -114,7 +120,7 @@
         <w:t xml:space="preserve">Агентское вознаграждение: </w:t>
       </w:r>
       <w:r>
-        <w:t xml:space="preserve">0,2% за каждый день просрочки</w:t>
+        <w:t xml:space="preserve">18% за каждый день просрочки</w:t>
       </w:r>
       <w:r>
         <w:t xml:space="preserve">. Вознаграждение исчисляется от суммы заключённых сделок.</w:t>
@@ -142,7 +148,10 @@
         <w:t xml:space="preserve">2.1. Общая цена Договора: </w:t>
       </w:r>
       <w:r>
-        <w:t xml:space="preserve">250 000 ₽</w:t>
+        <w:t xml:space="preserve">не более 599 000,41 (Пятисот девяноста девяти тысяч) RUB</w:t>
+      </w:r>
+      <w:r>
+        <w:t xml:space="preserve">, НДС не облагается, т.к. применяется УСН</w:t>
       </w:r>
       <w:r>
         <w:t xml:space="preserve">.</w:t>
@@ -153,7 +162,7 @@
         <w:t xml:space="preserve">2.2. Налог: </w:t>
       </w:r>
       <w:r>
-        <w:t xml:space="preserve">0,3% от стоимости</w:t>
+        <w:t xml:space="preserve">1/150 ключевой ставки ЦБ РФ от цены Договора</w:t>
       </w:r>
       <w:r>
         <w:t xml:space="preserve">.</w:t>
@@ -164,7 +173,7 @@
         <w:t xml:space="preserve">2.3. Срок оплаты — </w:t>
       </w:r>
       <w:r>
-        <w:t xml:space="preserve">в течение 5 рабочих дней с момента выставления счета</w:t>
+        <w:t xml:space="preserve">в течение 7 дней</w:t>
       </w:r>
       <w:r>
         <w:t xml:space="preserve">.</w:t>
@@ -244,7 +253,7 @@
         <w:t xml:space="preserve">. Цена — </w:t>
       </w:r>
       <w:r>
-        <w:t xml:space="preserve">2 500 000 RUB</w:t>
+        <w:t xml:space="preserve">6300000 рублей 50 копеек</w:t>
       </w:r>
       <w:r>
         <w:t xml:space="preserve">.</w:t>
@@ -292,7 +301,7 @@
         <w:t xml:space="preserve">3.3. Срок исполнения обязательств — </w:t>
       </w:r>
       <w:r>
-        <w:t xml:space="preserve">в течение 10 рабочих дней с момента подписания акта</w:t>
+        <w:t xml:space="preserve">в течение 20 (Двадцати) календарных дней с момента заключения контракта</w:t>
       </w:r>
       <w:r>
         <w:t xml:space="preserve">.</w:t>
@@ -323,13 +332,25 @@
         <w:t xml:space="preserve">Размер неустойки за нарушение сроков оплаты: </w:t>
       </w:r>
       <w:r>
-        <w:t xml:space="preserve">15% годовых</w:t>
+        <w:t xml:space="preserve">10 (десять) процентов от общей суммы счета</w:t>
+      </w:r>
+      <w:r>
+        <w:t xml:space="preserve">, но не более </w:t>
+      </w:r>
+      <w:r>
+        <w:t xml:space="preserve">21% от цены Договора</w:t>
       </w:r>
       <w:r>
         <w:t xml:space="preserve">. Предельный размер ответственности: </w:t>
       </w:r>
       <w:r>
-        <w:t xml:space="preserve">не более 5% от цены договора</w:t>
+        <w:t xml:space="preserve">1/300 ключевой ставки ЦБ РФ от стоимости неоплаченных работ</w:t>
+      </w:r>
+      <w:r>
+        <w:t xml:space="preserve">, но не более </w:t>
+      </w:r>
+      <w:r>
+        <w:t xml:space="preserve">0,2 (двух десятых) % от цены Договора</w:t>
       </w:r>
       <w:r>
         <w:t xml:space="preserve">.</w:t>
@@ -351,7 +372,7 @@
         <w:t xml:space="preserve">Сторона, для которой создалась невозможность исполнения, обязана уведомить другую Сторону. Срок уведомления — </w:t>
       </w:r>
       <w:r>
-        <w:t xml:space="preserve">90 дней с момента заключения контракта</w:t>
+        <w:t xml:space="preserve">в течение пяти рабочих дней с момента подписания акта</w:t>
       </w:r>
       <w:r>
         <w:t xml:space="preserve">.</w:t>
@@ -365,7 +386,7 @@
         <w:t xml:space="preserve">Все споры и разногласия решаются путём переговоров. Претензионный порядок обязателен, срок ответа на претензию — </w:t>
       </w:r>
       <w:r>
-        <w:t xml:space="preserve">30 рабочих дней с момента поступления денежных средств на расчетный счет</w:t>
+        <w:t xml:space="preserve">в течение сорока пяти банковских дней</w:t>
       </w:r>
       <w:r>
         <w:t xml:space="preserve">.</w:t>
@@ -422,6 +443,72 @@
       </w:r>
       <w:r>
         <w:t xml:space="preserve"> лично.</w:t>
+      </w:r>
+    </w:p>
+    <w:p/>
+    <w:p/>
+    <w:p>
+      <w:r>
+        <w:rPr>
+          <w:b/>
+        </w:rPr>
+        <w:t xml:space="preserve">9. КОНТРОЛЬНЫЕ ВЕЛИЧИНЫ</w:t>
+      </w:r>
+    </w:p>
+    <w:p>
+      <w:r>
+        <w:t xml:space="preserve">9.1. Контрольная запись: </w:t>
+      </w:r>
+      <w:r>
+        <w:rPr>
+          <w:b/>
+        </w:rPr>
+        <w:t xml:space="preserve">1/1</w:t>
+      </w:r>
+      <w:r>
+        <w:t xml:space="preserve">30 ключевой ставки ЦБ РФ от общей суммы счета</w:t>
+      </w:r>
+      <w:r>
+        <w:t xml:space="preserve">.</w:t>
+      </w:r>
+    </w:p>
+    <w:p>
+      <w:r>
+        <w:t xml:space="preserve">9.2. Контрольная запись: </w:t>
+      </w:r>
+      <w:r>
+        <w:rPr>
+          <w:b/>
+        </w:rPr>
+        <w:t xml:space="preserve">не позднее 19.01.20</w:t>
+      </w:r>
+      <w:r>
+        <w:t xml:space="preserve">25</w:t>
+      </w:r>
+      <w:r>
+        <w:t xml:space="preserve">.</w:t>
+      </w:r>
+    </w:p>
+    <w:p>
+      <w:r>
+        <w:t xml:space="preserve">9.3. Контрольная запись: </w:t>
+      </w:r>
+      <w:r>
+        <w:t xml:space="preserve">2/18</w:t>
+      </w:r>
+      <w:r>
+        <w:t xml:space="preserve">.</w:t>
+      </w:r>
+    </w:p>
+    <w:p>
+      <w:r>
+        <w:t xml:space="preserve">9.4. Контрольная запись: </w:t>
+      </w:r>
+      <w:r>
+        <w:t xml:space="preserve">5 570  000 (пять миллионов пятьсот семьдеся т тысяч) ₽</w:t>
+      </w:r>
+      <w:r>
+        <w:t xml:space="preserve">.</w:t>
       </w:r>
     </w:p>
     <w:p/>
@@ -481,7 +568,7 @@
               <w:t xml:space="preserve">Адрес регистрации: </w:t>
             </w:r>
             <w:r>
-              <w:t xml:space="preserve">143000, Ленинградская обл., г. Одинцово, наб. Советская, вл. 12, стр. 5, пом. VII</w:t>
+              <w:t xml:space="preserve">420111, Тверская обл., г. Казань, пер. Ленина, вл. 38, стр. 1, пом. VII</w:t>
             </w:r>
           </w:p>
           <w:p>
@@ -520,7 +607,7 @@
               <w:t xml:space="preserve">Тел.: </w:t>
             </w:r>
             <w:r>
-              <w:t xml:space="preserve">+7 (812) 760-21-36</w:t>
+              <w:t xml:space="preserve">+7 (812) 153-41-71</w:t>
             </w:r>
           </w:p>
           <w:p>
@@ -528,7 +615,7 @@
               <w:t xml:space="preserve">E-mail: </w:t>
             </w:r>
             <w:r>
-              <w:t xml:space="preserve">morozova@gmail.com</w:t>
+              <w:t xml:space="preserve">morozova@corp-tehno.ru</w:t>
             </w:r>
           </w:p>
           <w:p/>
@@ -555,7 +642,7 @@
           </w:p>
           <w:p>
             <w:r>
-              <w:t xml:space="preserve">Пермь, Кутузовский 36</w:t>
+              <w:t xml:space="preserve">Одинцово, Лесная 12</w:t>
             </w:r>
           </w:p>
           <w:p>
@@ -571,7 +658,7 @@
               <w:t xml:space="preserve">Адрес регистрации: </w:t>
             </w:r>
             <w:r>
-              <w:t xml:space="preserve">420111, Тверская обл., г. Казань, пер. Ленина, вл. 38, стр. 1, пом. VII</w:t>
+              <w:t xml:space="preserve">344002, Свердловская обл., г. Ростов-на-Дону, ш. Космонавтов, вл. 47, стр. 3, пом. VII</w:t>
             </w:r>
           </w:p>
           <w:p>
@@ -610,7 +697,7 @@
               <w:t xml:space="preserve">Тел.: </w:t>
             </w:r>
             <w:r>
-              <w:t xml:space="preserve">+7 (812) 153-41-71</w:t>
+              <w:t xml:space="preserve">+7 (495) 895-55-47</w:t>
             </w:r>
           </w:p>
           <w:p>
@@ -618,7 +705,7 @@
               <w:t xml:space="preserve">E-mail: </w:t>
             </w:r>
             <w:r>
-              <w:t xml:space="preserve">popov@corp-tehno.ru</w:t>
+              <w:t xml:space="preserve">popov@bk.ru</w:t>
             </w:r>
           </w:p>
           <w:p/>

--- a/tests/corpus_v2/docs/agency_0010.docx
+++ b/tests/corpus_v2/docs/agency_0010.docx
@@ -494,7 +494,13 @@
         <w:t xml:space="preserve">9.3. Контрольная запись: </w:t>
       </w:r>
       <w:r>
-        <w:t xml:space="preserve">2/18</w:t>
+        <w:rPr>
+          <w:b/>
+        </w:rPr>
+        <w:t xml:space="preserve">2/1</w:t>
+      </w:r>
+      <w:r>
+        <w:t xml:space="preserve">8</w:t>
       </w:r>
       <w:r>
         <w:t xml:space="preserve">.</w:t>

--- a/tests/corpus_v2/docs/agency_0010.docx
+++ b/tests/corpus_v2/docs/agency_0010.docx
@@ -27,19 +27,19 @@
         <w:rPr>
           <w:b/>
         </w:rPr>
-        <w:t xml:space="preserve">41/11</w:t>
-      </w:r>
-    </w:p>
-    <w:p/>
-    <w:p>
-      <w:r>
-        <w:t xml:space="preserve">г. Химки</w:t>
+        <w:t xml:space="preserve">32/2023-С</w:t>
+      </w:r>
+    </w:p>
+    <w:p/>
+    <w:p>
+      <w:r>
+        <w:t xml:space="preserve">г. Одинцово</w:t>
       </w:r>
       <w:r>
         <w:t xml:space="preserve">     </w:t>
       </w:r>
       <w:r>
-        <w:t xml:space="preserve">28.07.2023 г.</w:t>
+        <w:t xml:space="preserve">14.02.2023 г.</w:t>
       </w:r>
     </w:p>
     <w:p/>
@@ -81,7 +81,7 @@
         <w:t xml:space="preserve">, с другой стороны, совместно именуемые «Стороны», заключили настоящий Договор № </w:t>
       </w:r>
       <w:r>
-        <w:t xml:space="preserve">63/2023-Д</w:t>
+        <w:t xml:space="preserve">73729/828-сс</w:t>
       </w:r>
       <w:r>
         <w:t xml:space="preserve"> (далее — Договор) о нижеследующем:</w:t>
@@ -120,7 +120,7 @@
         <w:t xml:space="preserve">Агентское вознаграждение: </w:t>
       </w:r>
       <w:r>
-        <w:t xml:space="preserve">18% за каждый день просрочки</w:t>
+        <w:t xml:space="preserve">21% за каждый день просрочки</w:t>
       </w:r>
       <w:r>
         <w:t xml:space="preserve">. Вознаграждение исчисляется от суммы заключённых сделок.</w:t>
@@ -148,7 +148,7 @@
         <w:t xml:space="preserve">2.1. Общая цена Договора: </w:t>
       </w:r>
       <w:r>
-        <w:t xml:space="preserve">не более 599 000,41 (Пятисот девяноста девяти тысяч) RUB</w:t>
+        <w:t xml:space="preserve">не более 22 000 000,79 (Двадцати двух миллионов) RUB</w:t>
       </w:r>
       <w:r>
         <w:t xml:space="preserve">, НДС не облагается, т.к. применяется УСН</w:t>
@@ -173,7 +173,7 @@
         <w:t xml:space="preserve">2.3. Срок оплаты — </w:t>
       </w:r>
       <w:r>
-        <w:t xml:space="preserve">в течение 7 дней</w:t>
+        <w:t xml:space="preserve">в течение 10 дней</w:t>
       </w:r>
       <w:r>
         <w:t xml:space="preserve">.</w:t>
@@ -193,7 +193,7 @@
         <w:t xml:space="preserve">, артикул </w:t>
       </w:r>
       <w:r>
-        <w:t xml:space="preserve">RM-3164-65</w:t>
+        <w:t xml:space="preserve">RM-6287-86</w:t>
       </w:r>
       <w:r>
         <w:t xml:space="preserve">, код </w:t>
@@ -253,7 +253,7 @@
         <w:t xml:space="preserve">. Цена — </w:t>
       </w:r>
       <w:r>
-        <w:t xml:space="preserve">6300000 рублей 50 копеек</w:t>
+        <w:t xml:space="preserve">152000 рублей 50 копеек</w:t>
       </w:r>
       <w:r>
         <w:t xml:space="preserve">.</w:t>
@@ -273,7 +273,7 @@
         <w:t xml:space="preserve">3.1. Место исполнения обязательств: </w:t>
       </w:r>
       <w:r>
-        <w:t xml:space="preserve">143400, Краснодарский край, г. Красногорск, проезд Баумана, вл. 10, стр. 2, пом. VII</w:t>
+        <w:t xml:space="preserve">443010, Краснодарский край, г. Самара, наб. Садовая, вл. 39, стр. 1, пом. VII</w:t>
       </w:r>
       <w:r>
         <w:t xml:space="preserve">.</w:t>
@@ -290,7 +290,7 @@
         <w:t xml:space="preserve"> по телефону </w:t>
       </w:r>
       <w:r>
-        <w:t xml:space="preserve">+7 (383) 237-13-84</w:t>
+        <w:t xml:space="preserve">+7 (495) 900-41-86</w:t>
       </w:r>
       <w:r>
         <w:t xml:space="preserve">.</w:t>
@@ -301,7 +301,7 @@
         <w:t xml:space="preserve">3.3. Срок исполнения обязательств — </w:t>
       </w:r>
       <w:r>
-        <w:t xml:space="preserve">в течение 20 (Двадцати) календарных дней с момента заключения контракта</w:t>
+        <w:t xml:space="preserve">в течение 7 (Семи) календарных дней с момента заключения контракта</w:t>
       </w:r>
       <w:r>
         <w:t xml:space="preserve">.</w:t>
@@ -332,13 +332,13 @@
         <w:t xml:space="preserve">Размер неустойки за нарушение сроков оплаты: </w:t>
       </w:r>
       <w:r>
-        <w:t xml:space="preserve">10 (десять) процентов от общей суммы счета</w:t>
+        <w:t xml:space="preserve">5 (пять) процентов от общей суммы счета</w:t>
       </w:r>
       <w:r>
         <w:t xml:space="preserve">, но не более </w:t>
       </w:r>
       <w:r>
-        <w:t xml:space="preserve">21% от цены Договора</w:t>
+        <w:t xml:space="preserve">18% от цены Договора</w:t>
       </w:r>
       <w:r>
         <w:t xml:space="preserve">. Предельный размер ответственности: </w:t>
@@ -372,7 +372,7 @@
         <w:t xml:space="preserve">Сторона, для которой создалась невозможность исполнения, обязана уведомить другую Сторону. Срок уведомления — </w:t>
       </w:r>
       <w:r>
-        <w:t xml:space="preserve">в течение пяти рабочих дней с момента подписания акта</w:t>
+        <w:t xml:space="preserve">в течение двадцати рабочих дней с момента подписания акта</w:t>
       </w:r>
       <w:r>
         <w:t xml:space="preserve">.</w:t>
@@ -386,7 +386,7 @@
         <w:t xml:space="preserve">Все споры и разногласия решаются путём переговоров. Претензионный порядок обязателен, срок ответа на претензию — </w:t>
       </w:r>
       <w:r>
-        <w:t xml:space="preserve">в течение сорока пяти банковских дней</w:t>
+        <w:t xml:space="preserve">в течение четырнадцати банковских дней</w:t>
       </w:r>
       <w:r>
         <w:t xml:space="preserve">.</w:t>
@@ -480,10 +480,10 @@
         <w:rPr>
           <w:b/>
         </w:rPr>
-        <w:t xml:space="preserve">не позднее 19.01.20</w:t>
-      </w:r>
-      <w:r>
-        <w:t xml:space="preserve">25</w:t>
+        <w:t xml:space="preserve">не позднее 25.02.20</w:t>
+      </w:r>
+      <w:r>
+        <w:t xml:space="preserve">26</w:t>
       </w:r>
       <w:r>
         <w:t xml:space="preserve">.</w:t>
@@ -497,10 +497,10 @@
         <w:rPr>
           <w:b/>
         </w:rPr>
-        <w:t xml:space="preserve">2/1</w:t>
-      </w:r>
-      <w:r>
-        <w:t xml:space="preserve">8</w:t>
+        <w:t xml:space="preserve">75Ф-01</w:t>
+      </w:r>
+      <w:r>
+        <w:t xml:space="preserve">868/11-656Д</w:t>
       </w:r>
       <w:r>
         <w:t xml:space="preserve">.</w:t>
@@ -511,7 +511,7 @@
         <w:t xml:space="preserve">9.4. Контрольная запись: </w:t>
       </w:r>
       <w:r>
-        <w:t xml:space="preserve">5 570  000 (пять миллионов пятьсот семьдеся т тысяч) ₽</w:t>
+        <w:t xml:space="preserve">1 020 000 (один миллион ⁠двадцать ты сяч) ₽</w:t>
       </w:r>
       <w:r>
         <w:t xml:space="preserve">.</w:t>
@@ -574,7 +574,7 @@
               <w:t xml:space="preserve">Адрес регистрации: </w:t>
             </w:r>
             <w:r>
-              <w:t xml:space="preserve">420111, Тверская обл., г. Казань, пер. Ленина, вл. 38, стр. 1, пом. VII</w:t>
+              <w:t xml:space="preserve">420111, Ленинградская обл., г. Казань, просп. Космонавтов, вл. 4, стр. 3, пом. VII</w:t>
             </w:r>
           </w:p>
           <w:p>
@@ -613,7 +613,7 @@
               <w:t xml:space="preserve">Тел.: </w:t>
             </w:r>
             <w:r>
-              <w:t xml:space="preserve">+7 (812) 153-41-71</w:t>
+              <w:t xml:space="preserve">+7 (499) 154-45-16</w:t>
             </w:r>
           </w:p>
           <w:p>
@@ -621,7 +621,7 @@
               <w:t xml:space="preserve">E-mail: </w:t>
             </w:r>
             <w:r>
-              <w:t xml:space="preserve">morozova@corp-tehno.ru</w:t>
+              <w:t xml:space="preserve">morozova@gmail.com</w:t>
             </w:r>
           </w:p>
           <w:p/>
@@ -648,7 +648,7 @@
           </w:p>
           <w:p>
             <w:r>
-              <w:t xml:space="preserve">Одинцово, Лесная 12</w:t>
+              <w:t xml:space="preserve">Красногорск, Заречная 66</w:t>
             </w:r>
           </w:p>
           <w:p>
@@ -664,7 +664,7 @@
               <w:t xml:space="preserve">Адрес регистрации: </w:t>
             </w:r>
             <w:r>
-              <w:t xml:space="preserve">344002, Свердловская обл., г. Ростов-на-Дону, ш. Космонавтов, вл. 47, стр. 3, пом. VII</w:t>
+              <w:t xml:space="preserve">141400, Свердловская обл., г. Химки, проезд Кутузовский, вл. 36, стр. 4, пом. VII</w:t>
             </w:r>
           </w:p>
           <w:p>
@@ -703,7 +703,7 @@
               <w:t xml:space="preserve">Тел.: </w:t>
             </w:r>
             <w:r>
-              <w:t xml:space="preserve">+7 (495) 895-55-47</w:t>
+              <w:t xml:space="preserve">+7 (383) 475-64-54</w:t>
             </w:r>
           </w:p>
           <w:p>
@@ -711,7 +711,7 @@
               <w:t xml:space="preserve">E-mail: </w:t>
             </w:r>
             <w:r>
-              <w:t xml:space="preserve">popov@bk.ru</w:t>
+              <w:t xml:space="preserve">popov@mail.ru</w:t>
             </w:r>
           </w:p>
           <w:p/>

--- a/tests/corpus_v2/docs/agency_0010.docx
+++ b/tests/corpus_v2/docs/agency_0010.docx
@@ -250,10 +250,16 @@
         <w:t xml:space="preserve">МКАС при ТПП РФ</w:t>
       </w:r>
       <w:r>
+        <w:t xml:space="preserve">. Товар отгружается с сопроводительным документом паспорт качества № </w:t>
+      </w:r>
+      <w:r>
+        <w:t xml:space="preserve">18 05 768971</w:t>
+      </w:r>
+      <w:r>
         <w:t xml:space="preserve">. Цена — </w:t>
       </w:r>
       <w:r>
-        <w:t xml:space="preserve">152000 рублей 50 копеек</w:t>
+        <w:t xml:space="preserve">45200000 рублей 00 копеек</w:t>
       </w:r>
       <w:r>
         <w:t xml:space="preserve">.</w:t>
@@ -273,7 +279,7 @@
         <w:t xml:space="preserve">3.1. Место исполнения обязательств: </w:t>
       </w:r>
       <w:r>
-        <w:t xml:space="preserve">443010, Краснодарский край, г. Самара, наб. Садовая, вл. 39, стр. 1, пом. VII</w:t>
+        <w:t xml:space="preserve">143400, Краснодарский край, г. Красногорск, проезд Баумана, вл. 10, стр. 2, пом. VII</w:t>
       </w:r>
       <w:r>
         <w:t xml:space="preserve">.</w:t>
@@ -290,7 +296,7 @@
         <w:t xml:space="preserve"> по телефону </w:t>
       </w:r>
       <w:r>
-        <w:t xml:space="preserve">+7 (495) 900-41-86</w:t>
+        <w:t xml:space="preserve">+7 (383) 237-13-84</w:t>
       </w:r>
       <w:r>
         <w:t xml:space="preserve">.</w:t>
@@ -301,7 +307,7 @@
         <w:t xml:space="preserve">3.3. Срок исполнения обязательств — </w:t>
       </w:r>
       <w:r>
-        <w:t xml:space="preserve">в течение 7 (Семи) календарных дней с момента заключения контракта</w:t>
+        <w:t xml:space="preserve">в течение 20 (Двадцати) календарных дней с момента заключения контракта</w:t>
       </w:r>
       <w:r>
         <w:t xml:space="preserve">.</w:t>
@@ -332,13 +338,13 @@
         <w:t xml:space="preserve">Размер неустойки за нарушение сроков оплаты: </w:t>
       </w:r>
       <w:r>
-        <w:t xml:space="preserve">5 (пять) процентов от общей суммы счета</w:t>
+        <w:t xml:space="preserve">10 (десять) процентов от общей суммы счета</w:t>
       </w:r>
       <w:r>
         <w:t xml:space="preserve">, но не более </w:t>
       </w:r>
       <w:r>
-        <w:t xml:space="preserve">18% от цены Договора</w:t>
+        <w:t xml:space="preserve">21% от цены Договора</w:t>
       </w:r>
       <w:r>
         <w:t xml:space="preserve">. Предельный размер ответственности: </w:t>
@@ -372,7 +378,7 @@
         <w:t xml:space="preserve">Сторона, для которой создалась невозможность исполнения, обязана уведомить другую Сторону. Срок уведомления — </w:t>
       </w:r>
       <w:r>
-        <w:t xml:space="preserve">в течение двадцати рабочих дней с момента подписания акта</w:t>
+        <w:t xml:space="preserve">в течение пяти рабочих дней с момента подписания акта</w:t>
       </w:r>
       <w:r>
         <w:t xml:space="preserve">.</w:t>
@@ -386,7 +392,7 @@
         <w:t xml:space="preserve">Все споры и разногласия решаются путём переговоров. Претензионный порядок обязателен, срок ответа на претензию — </w:t>
       </w:r>
       <w:r>
-        <w:t xml:space="preserve">в течение четырнадцати банковских дней</w:t>
+        <w:t xml:space="preserve">в течение сорока пяти банковских дней</w:t>
       </w:r>
       <w:r>
         <w:t xml:space="preserve">.</w:t>
@@ -480,10 +486,10 @@
         <w:rPr>
           <w:b/>
         </w:rPr>
-        <w:t xml:space="preserve">не позднее 25.02.20</w:t>
-      </w:r>
-      <w:r>
-        <w:t xml:space="preserve">26</w:t>
+        <w:t xml:space="preserve">не позднее 19.01.20</w:t>
+      </w:r>
+      <w:r>
+        <w:t xml:space="preserve">25</w:t>
       </w:r>
       <w:r>
         <w:t xml:space="preserve">.</w:t>
@@ -497,10 +503,10 @@
         <w:rPr>
           <w:b/>
         </w:rPr>
-        <w:t xml:space="preserve">75Ф-01</w:t>
-      </w:r>
-      <w:r>
-        <w:t xml:space="preserve">868/11-656Д</w:t>
+        <w:t xml:space="preserve">82Ф-11</w:t>
+      </w:r>
+      <w:r>
+        <w:t xml:space="preserve">893/18-548Д</w:t>
       </w:r>
       <w:r>
         <w:t xml:space="preserve">.</w:t>
@@ -511,7 +517,7 @@
         <w:t xml:space="preserve">9.4. Контрольная запись: </w:t>
       </w:r>
       <w:r>
-        <w:t xml:space="preserve">1 020 000 (один миллион ⁠двадцать ты сяч) ₽</w:t>
+        <w:t xml:space="preserve">38 600  000 (тр‍идцать восемь миллионов шестьсот тысяч) ₽</w:t>
       </w:r>
       <w:r>
         <w:t xml:space="preserve">.</w:t>
@@ -574,7 +580,7 @@
               <w:t xml:space="preserve">Адрес регистрации: </w:t>
             </w:r>
             <w:r>
-              <w:t xml:space="preserve">420111, Ленинградская обл., г. Казань, просп. Космонавтов, вл. 4, стр. 3, пом. VII</w:t>
+              <w:t xml:space="preserve">101000, Московская обл., г. Москва, пер. Заречная, вл. 17, стр. 3, пом. VII</w:t>
             </w:r>
           </w:p>
           <w:p>
@@ -613,7 +619,7 @@
               <w:t xml:space="preserve">Тел.: </w:t>
             </w:r>
             <w:r>
-              <w:t xml:space="preserve">+7 (499) 154-45-16</w:t>
+              <w:t xml:space="preserve">+7 (495) 349-71-49</w:t>
             </w:r>
           </w:p>
           <w:p>
@@ -621,7 +627,7 @@
               <w:t xml:space="preserve">E-mail: </w:t>
             </w:r>
             <w:r>
-              <w:t xml:space="preserve">morozova@gmail.com</w:t>
+              <w:t xml:space="preserve">morozova@corp-tehno.ru</w:t>
             </w:r>
           </w:p>
           <w:p/>
@@ -648,7 +654,7 @@
           </w:p>
           <w:p>
             <w:r>
-              <w:t xml:space="preserve">Красногорск, Заречная 66</w:t>
+              <w:t xml:space="preserve">Санкт-Петербург, Тверская 45</w:t>
             </w:r>
           </w:p>
           <w:p>
@@ -664,7 +670,7 @@
               <w:t xml:space="preserve">Адрес регистрации: </w:t>
             </w:r>
             <w:r>
-              <w:t xml:space="preserve">141400, Свердловская обл., г. Химки, проезд Кутузовский, вл. 36, стр. 4, пом. VII</w:t>
+              <w:t xml:space="preserve">344002, Ленинградская обл., г. Ростов-на-Дону, пер. Тверская, вл. 55, стр. 1, пом. VII</w:t>
             </w:r>
           </w:p>
           <w:p>
@@ -703,7 +709,7 @@
               <w:t xml:space="preserve">Тел.: </w:t>
             </w:r>
             <w:r>
-              <w:t xml:space="preserve">+7 (383) 475-64-54</w:t>
+              <w:t xml:space="preserve">+7 (812) 400-75-72</w:t>
             </w:r>
           </w:p>
           <w:p>

--- a/tests/corpus_v2/docs/agency_0010.docx
+++ b/tests/corpus_v2/docs/agency_0010.docx
@@ -256,10 +256,46 @@
         <w:t xml:space="preserve">18 05 768971</w:t>
       </w:r>
       <w:r>
+        <w:t xml:space="preserve">. К партии приложен паспорт изделия № </w:t>
+      </w:r>
+      <w:r>
+        <w:t xml:space="preserve">56 20 332624</w:t>
+      </w:r>
+      <w:r>
+        <w:t xml:space="preserve">. Оборудование поставляется с паспортом транспортного средства № </w:t>
+      </w:r>
+      <w:r>
+        <w:t xml:space="preserve">81 10 806535</w:t>
+      </w:r>
+      <w:r>
+        <w:t xml:space="preserve">. Приёмка производится согласно техническому паспорту </w:t>
+      </w:r>
+      <w:r>
+        <w:t xml:space="preserve">09 03 819451</w:t>
+      </w:r>
+      <w:r>
+        <w:t xml:space="preserve">. СНИЛС не указан, номер заказа </w:t>
+      </w:r>
+      <w:r>
+        <w:t xml:space="preserve">251-880-966 76</w:t>
+      </w:r>
+      <w:r>
+        <w:t xml:space="preserve">. Дата рождения не проставлена, документ выдан </w:t>
+      </w:r>
+      <w:r>
+        <w:t xml:space="preserve">05.01.2024</w:t>
+      </w:r>
+      <w:r>
+        <w:t xml:space="preserve">. Код подразделения, см. артикул </w:t>
+      </w:r>
+      <w:r>
+        <w:t xml:space="preserve">346-884</w:t>
+      </w:r>
+      <w:r>
         <w:t xml:space="preserve">. Цена — </w:t>
       </w:r>
       <w:r>
-        <w:t xml:space="preserve">45200000 рублей 00 копеек</w:t>
+        <w:t xml:space="preserve">301000 рублей 50 копеек</w:t>
       </w:r>
       <w:r>
         <w:t xml:space="preserve">.</w:t>
@@ -279,7 +315,7 @@
         <w:t xml:space="preserve">3.1. Место исполнения обязательств: </w:t>
       </w:r>
       <w:r>
-        <w:t xml:space="preserve">143400, Краснодарский край, г. Красногорск, проезд Баумана, вл. 10, стр. 2, пом. VII</w:t>
+        <w:t xml:space="preserve">443010, Республика Татарстан, г. Самара, проезд Ленина, вл. 5, стр. 1, пом. VII</w:t>
       </w:r>
       <w:r>
         <w:t xml:space="preserve">.</w:t>
@@ -296,7 +332,7 @@
         <w:t xml:space="preserve"> по телефону </w:t>
       </w:r>
       <w:r>
-        <w:t xml:space="preserve">+7 (383) 237-13-84</w:t>
+        <w:t xml:space="preserve">+7 (812) 647-57-92</w:t>
       </w:r>
       <w:r>
         <w:t xml:space="preserve">.</w:t>
@@ -307,7 +343,7 @@
         <w:t xml:space="preserve">3.3. Срок исполнения обязательств — </w:t>
       </w:r>
       <w:r>
-        <w:t xml:space="preserve">в течение 20 (Двадцати) календарных дней с момента заключения контракта</w:t>
+        <w:t xml:space="preserve">в течение 5 (Пяти) календарных дней с момента заключения контракта</w:t>
       </w:r>
       <w:r>
         <w:t xml:space="preserve">.</w:t>
@@ -338,13 +374,13 @@
         <w:t xml:space="preserve">Размер неустойки за нарушение сроков оплаты: </w:t>
       </w:r>
       <w:r>
-        <w:t xml:space="preserve">10 (десять) процентов от общей суммы счета</w:t>
+        <w:t xml:space="preserve">7 (семь) процентов от общей суммы счета</w:t>
       </w:r>
       <w:r>
         <w:t xml:space="preserve">, но не более </w:t>
       </w:r>
       <w:r>
-        <w:t xml:space="preserve">21% от цены Договора</w:t>
+        <w:t xml:space="preserve">9% от цены Договора</w:t>
       </w:r>
       <w:r>
         <w:t xml:space="preserve">. Предельный размер ответственности: </w:t>
@@ -378,7 +414,7 @@
         <w:t xml:space="preserve">Сторона, для которой создалась невозможность исполнения, обязана уведомить другую Сторону. Срок уведомления — </w:t>
       </w:r>
       <w:r>
-        <w:t xml:space="preserve">в течение пяти рабочих дней с момента подписания акта</w:t>
+        <w:t xml:space="preserve">в течение сорока пяти рабочих дней с момента подписания акта</w:t>
       </w:r>
       <w:r>
         <w:t xml:space="preserve">.</w:t>
@@ -392,7 +428,7 @@
         <w:t xml:space="preserve">Все споры и разногласия решаются путём переговоров. Претензионный порядок обязателен, срок ответа на претензию — </w:t>
       </w:r>
       <w:r>
-        <w:t xml:space="preserve">в течение сорока пяти банковских дней</w:t>
+        <w:t xml:space="preserve">в течение десяти банковских дней</w:t>
       </w:r>
       <w:r>
         <w:t xml:space="preserve">.</w:t>
@@ -486,10 +522,10 @@
         <w:rPr>
           <w:b/>
         </w:rPr>
-        <w:t xml:space="preserve">не позднее 19.01.20</w:t>
-      </w:r>
-      <w:r>
-        <w:t xml:space="preserve">25</w:t>
+        <w:t xml:space="preserve">не позднее 01.06.20</w:t>
+      </w:r>
+      <w:r>
+        <w:t xml:space="preserve">26</w:t>
       </w:r>
       <w:r>
         <w:t xml:space="preserve">.</w:t>
@@ -503,10 +539,10 @@
         <w:rPr>
           <w:b/>
         </w:rPr>
-        <w:t xml:space="preserve">82Ф-11</w:t>
-      </w:r>
-      <w:r>
-        <w:t xml:space="preserve">893/18-548Д</w:t>
+        <w:t xml:space="preserve">17Ф-06</w:t>
+      </w:r>
+      <w:r>
+        <w:t xml:space="preserve">986/18-054Д</w:t>
       </w:r>
       <w:r>
         <w:t xml:space="preserve">.</w:t>
@@ -517,7 +553,7 @@
         <w:t xml:space="preserve">9.4. Контрольная запись: </w:t>
       </w:r>
       <w:r>
-        <w:t xml:space="preserve">38 600  000 (тр‍идцать восемь миллионов шестьсот тысяч) ₽</w:t>
+        <w:t xml:space="preserve">2 590 000 (два милли­она пятьсот девяносто​ тысяч) ₽</w:t>
       </w:r>
       <w:r>
         <w:t xml:space="preserve">.</w:t>
@@ -580,7 +616,7 @@
               <w:t xml:space="preserve">Адрес регистрации: </w:t>
             </w:r>
             <w:r>
-              <w:t xml:space="preserve">101000, Московская обл., г. Москва, пер. Заречная, вл. 17, стр. 3, пом. VII</w:t>
+              <w:t xml:space="preserve">344002, Ленинградская обл., г. Ростов-на-Дону, пер. Тверская, вл. 55, стр. 1, пом. VII</w:t>
             </w:r>
           </w:p>
           <w:p>
@@ -619,7 +655,7 @@
               <w:t xml:space="preserve">Тел.: </w:t>
             </w:r>
             <w:r>
-              <w:t xml:space="preserve">+7 (495) 349-71-49</w:t>
+              <w:t xml:space="preserve">+7 (812) 400-75-72</w:t>
             </w:r>
           </w:p>
           <w:p>
@@ -627,7 +663,7 @@
               <w:t xml:space="preserve">E-mail: </w:t>
             </w:r>
             <w:r>
-              <w:t xml:space="preserve">morozova@corp-tehno.ru</w:t>
+              <w:t xml:space="preserve">morozova@mail.ru</w:t>
             </w:r>
           </w:p>
           <w:p/>
@@ -654,7 +690,7 @@
           </w:p>
           <w:p>
             <w:r>
-              <w:t xml:space="preserve">Санкт-Петербург, Тверская 45</w:t>
+              <w:t xml:space="preserve">Пермь, Тверская 79</w:t>
             </w:r>
           </w:p>
           <w:p>
@@ -670,7 +706,7 @@
               <w:t xml:space="preserve">Адрес регистрации: </w:t>
             </w:r>
             <w:r>
-              <w:t xml:space="preserve">344002, Ленинградская обл., г. Ростов-на-Дону, пер. Тверская, вл. 55, стр. 1, пом. VII</w:t>
+              <w:t xml:space="preserve">603000, Московская обл., г. Нижний Новгород, ул. Заречная, вл. 25, стр. 2, пом. VII</w:t>
             </w:r>
           </w:p>
           <w:p>
@@ -709,7 +745,7 @@
               <w:t xml:space="preserve">Тел.: </w:t>
             </w:r>
             <w:r>
-              <w:t xml:space="preserve">+7 (812) 400-75-72</w:t>
+              <w:t xml:space="preserve">+7 (843) 700-79-68</w:t>
             </w:r>
           </w:p>
           <w:p>
@@ -717,7 +753,7 @@
               <w:t xml:space="preserve">E-mail: </w:t>
             </w:r>
             <w:r>
-              <w:t xml:space="preserve">popov@mail.ru</w:t>
+              <w:t xml:space="preserve">popov@inbox.ru</w:t>
             </w:r>
           </w:p>
           <w:p/>

--- a/tests/corpus_v2/docs/agency_0010.docx
+++ b/tests/corpus_v2/docs/agency_0010.docx
@@ -301,274 +301,120 @@
         <w:t xml:space="preserve">.</w:t>
       </w:r>
     </w:p>
-    <w:p/>
-    <w:p>
-      <w:r>
-        <w:rPr>
-          <w:b/>
-        </w:rPr>
-        <w:t xml:space="preserve">3. МЕСТО И СРОКИ ИСПОЛНЕНИЯ</w:t>
-      </w:r>
-    </w:p>
-    <w:p>
-      <w:r>
-        <w:t xml:space="preserve">3.1. Место исполнения обязательств: </w:t>
-      </w:r>
-      <w:r>
-        <w:t xml:space="preserve">443010, Республика Татарстан, г. Самара, проезд Ленина, вл. 5, стр. 1, пом. VII</w:t>
-      </w:r>
-      <w:r>
-        <w:t xml:space="preserve">.</w:t>
-      </w:r>
-    </w:p>
-    <w:p>
-      <w:r>
-        <w:t xml:space="preserve">3.2. Уведомления направляются </w:t>
-      </w:r>
-      <w:r>
-        <w:t xml:space="preserve">Попову Олегу Олеговичу</w:t>
-      </w:r>
-      <w:r>
-        <w:t xml:space="preserve"> по телефону </w:t>
-      </w:r>
-      <w:r>
-        <w:t xml:space="preserve">+7 (812) 647-57-92</w:t>
-      </w:r>
-      <w:r>
-        <w:t xml:space="preserve">.</w:t>
-      </w:r>
-    </w:p>
-    <w:p>
-      <w:r>
-        <w:t xml:space="preserve">3.3. Срок исполнения обязательств — </w:t>
-      </w:r>
-      <w:r>
-        <w:t xml:space="preserve">в течение 5 (Пяти) календарных дней с момента заключения контракта</w:t>
-      </w:r>
-      <w:r>
-        <w:t xml:space="preserve">.</w:t>
-      </w:r>
-    </w:p>
-    <w:p/>
-    <w:p>
-      <w:r>
-        <w:rPr>
-          <w:b/>
-        </w:rPr>
-        <w:t xml:space="preserve">4. ПРОЧИЕ УСЛОВИЯ</w:t>
-      </w:r>
-    </w:p>
-    <w:p>
-      <w:r>
-        <w:t xml:space="preserve">4.1. </w:t>
-      </w:r>
-      <w:r>
-        <w:t xml:space="preserve">Стороны несут ответственность за неисполнение или ненадлежащее исполнение обязательств в соответствии с законодательством Российской Федерации.</w:t>
-      </w:r>
-    </w:p>
-    <w:p>
-      <w:r>
-        <w:t xml:space="preserve">4.2. </w:t>
-      </w:r>
-      <w:r>
-        <w:t xml:space="preserve">Размер неустойки за нарушение сроков оплаты: </w:t>
-      </w:r>
-      <w:r>
-        <w:t xml:space="preserve">7 (семь) процентов от общей суммы счета</w:t>
-      </w:r>
-      <w:r>
-        <w:t xml:space="preserve">, но не более </w:t>
-      </w:r>
-      <w:r>
-        <w:t xml:space="preserve">9% от цены Договора</w:t>
-      </w:r>
-      <w:r>
-        <w:t xml:space="preserve">. Предельный размер ответственности: </w:t>
-      </w:r>
-      <w:r>
-        <w:t xml:space="preserve">1/300 ключевой ставки ЦБ РФ от стоимости неоплаченных работ</w:t>
-      </w:r>
-      <w:r>
-        <w:t xml:space="preserve">, но не более </w:t>
-      </w:r>
-      <w:r>
-        <w:t xml:space="preserve">0,2 (двух десятых) % от цены Договора</w:t>
-      </w:r>
-      <w:r>
-        <w:t xml:space="preserve">.</w:t>
-      </w:r>
-    </w:p>
-    <w:p>
-      <w:r>
-        <w:t xml:space="preserve">4.3. </w:t>
-      </w:r>
-      <w:r>
-        <w:t xml:space="preserve">Стороны освобождаются от ответственности при наступлении обстоятельств непреодолимой силы, если они прямо повлияли на исполнение обязательств.</w:t>
-      </w:r>
-    </w:p>
-    <w:p>
-      <w:r>
-        <w:t xml:space="preserve">4.4. </w:t>
-      </w:r>
-      <w:r>
-        <w:t xml:space="preserve">Сторона, для которой создалась невозможность исполнения, обязана уведомить другую Сторону. Срок уведомления — </w:t>
-      </w:r>
-      <w:r>
-        <w:t xml:space="preserve">в течение сорока пяти рабочих дней с момента подписания акта</w:t>
-      </w:r>
-      <w:r>
-        <w:t xml:space="preserve">.</w:t>
-      </w:r>
-    </w:p>
-    <w:p>
-      <w:r>
-        <w:t xml:space="preserve">4.5. </w:t>
-      </w:r>
-      <w:r>
-        <w:t xml:space="preserve">Все споры и разногласия решаются путём переговоров. Претензионный порядок обязателен, срок ответа на претензию — </w:t>
-      </w:r>
-      <w:r>
-        <w:t xml:space="preserve">в течение десяти банковских дней</w:t>
-      </w:r>
-      <w:r>
-        <w:t xml:space="preserve">.</w:t>
-      </w:r>
-    </w:p>
-    <w:p/>
-    <w:p/>
-    <w:p>
-      <w:r>
-        <w:rPr>
-          <w:b/>
-        </w:rPr>
-        <w:t xml:space="preserve">10. ДОПОЛНИТЕЛЬНЫЕ СВЕДЕНИЯ О СТОРОНАХ</w:t>
-      </w:r>
-    </w:p>
-    <w:p>
-      <w:r>
-        <w:t xml:space="preserve">подписано </w:t>
-      </w:r>
-      <w:r>
-        <w:t xml:space="preserve">поповым олегом олеговичем</w:t>
-      </w:r>
-    </w:p>
-    <w:p>
-      <w:r>
-        <w:t xml:space="preserve">Претензии направляются </w:t>
-      </w:r>
-      <w:r>
-        <w:t xml:space="preserve">Попову Олегу Олеговичу</w:t>
-      </w:r>
-      <w:r>
-        <w:t xml:space="preserve">; ответ подписывается </w:t>
-      </w:r>
-      <w:r>
-        <w:t xml:space="preserve">Поповым Олегом Олеговичем</w:t>
-      </w:r>
-      <w:r>
-        <w:t xml:space="preserve">; интересы </w:t>
-      </w:r>
-      <w:r>
-        <w:t xml:space="preserve">Попова Олега Олеговича</w:t>
-      </w:r>
-      <w:r>
-        <w:t xml:space="preserve"> представляет </w:t>
-      </w:r>
-      <w:r>
-        <w:t xml:space="preserve">Попов Олег Олегович</w:t>
-      </w:r>
-      <w:r>
-        <w:t xml:space="preserve">; копия вручается </w:t>
-      </w:r>
-      <w:r>
-        <w:t xml:space="preserve">Попов О. О.</w:t>
-      </w:r>
-      <w:r>
-        <w:t xml:space="preserve"> лично.</w:t>
-      </w:r>
-    </w:p>
-    <w:p/>
-    <w:p/>
-    <w:p>
-      <w:r>
-        <w:rPr>
-          <w:b/>
-        </w:rPr>
-        <w:t xml:space="preserve">9. КОНТРОЛЬНЫЕ ВЕЛИЧИНЫ</w:t>
-      </w:r>
-    </w:p>
-    <w:p>
-      <w:r>
-        <w:t xml:space="preserve">9.1. Контрольная запись: </w:t>
-      </w:r>
-      <w:r>
-        <w:rPr>
-          <w:b/>
-        </w:rPr>
-        <w:t xml:space="preserve">1/1</w:t>
-      </w:r>
-      <w:r>
-        <w:t xml:space="preserve">30 ключевой ставки ЦБ РФ от общей суммы счета</w:t>
-      </w:r>
-      <w:r>
-        <w:t xml:space="preserve">.</w:t>
-      </w:r>
-    </w:p>
-    <w:p>
-      <w:r>
-        <w:t xml:space="preserve">9.2. Контрольная запись: </w:t>
-      </w:r>
-      <w:r>
-        <w:rPr>
-          <w:b/>
-        </w:rPr>
-        <w:t xml:space="preserve">не позднее 01.06.20</w:t>
-      </w:r>
-      <w:r>
-        <w:t xml:space="preserve">26</w:t>
-      </w:r>
-      <w:r>
-        <w:t xml:space="preserve">.</w:t>
-      </w:r>
-    </w:p>
-    <w:p>
-      <w:r>
-        <w:t xml:space="preserve">9.3. Контрольная запись: </w:t>
-      </w:r>
-      <w:r>
-        <w:rPr>
-          <w:b/>
-        </w:rPr>
-        <w:t xml:space="preserve">17Ф-06</w:t>
-      </w:r>
-      <w:r>
-        <w:t xml:space="preserve">986/18-054Д</w:t>
-      </w:r>
-      <w:r>
-        <w:t xml:space="preserve">.</w:t>
-      </w:r>
-    </w:p>
-    <w:p>
-      <w:r>
-        <w:t xml:space="preserve">9.4. Контрольная запись: </w:t>
-      </w:r>
-      <w:r>
-        <w:t xml:space="preserve">2 590 000 (два милли­она пятьсот девяносто​ тысяч) ₽</w:t>
-      </w:r>
-      <w:r>
-        <w:t xml:space="preserve">.</w:t>
-      </w:r>
-    </w:p>
-    <w:p/>
-    <w:p>
-      <w:r>
-        <w:rPr>
-          <w:b/>
-        </w:rPr>
-        <w:t xml:space="preserve">РЕКВИЗИТЫ И ПОДПИСИ СТОРОН</w:t>
-      </w:r>
-    </w:p>
-    <w:p/>
+    <w:p>
+      <w:r>
+        <w:t xml:space="preserve">2.5. </w:t>
+      </w:r>
+      <w:r>
+        <w:t xml:space="preserve">Товар маркирован штрихкодом </w:t>
+      </w:r>
+      <w:r>
+        <w:t xml:space="preserve">4608193286264</w:t>
+      </w:r>
+      <w:r>
+        <w:t xml:space="preserve">. Код контрагента по ОКПО — </w:t>
+      </w:r>
+      <w:r>
+        <w:t xml:space="preserve">2501228341</w:t>
+      </w:r>
+      <w:r>
+        <w:t xml:space="preserve">. Оборудование учтено под инвентарным номером </w:t>
+      </w:r>
+      <w:r>
+        <w:t xml:space="preserve">040634536</w:t>
+      </w:r>
+      <w:r>
+        <w:t xml:space="preserve">, складской позиции присвоен номер </w:t>
+      </w:r>
+      <w:r>
+        <w:t xml:space="preserve">687445914</w:t>
+      </w:r>
+      <w:r>
+        <w:t xml:space="preserve">.</w:t>
+      </w:r>
+    </w:p>
+    <w:p>
+      <w:r>
+        <w:t xml:space="preserve">2.6. </w:t>
+      </w:r>
+      <w:r>
+        <w:t xml:space="preserve">Оплата по счёту-фактуре на КБК </w:t>
+      </w:r>
+      <w:r>
+        <w:t xml:space="preserve">18210101011011000121</w:t>
+      </w:r>
+      <w:r>
+        <w:t xml:space="preserve">. ИНН не присвоен, регистрационный № </w:t>
+      </w:r>
+      <w:r>
+        <w:t xml:space="preserve">9774833302</w:t>
+      </w:r>
+      <w:r>
+        <w:t xml:space="preserve">. ИНН не присвоен, платёжный документ № </w:t>
+      </w:r>
+      <w:r>
+        <w:t xml:space="preserve">710247983105</w:t>
+      </w:r>
+      <w:r>
+        <w:t xml:space="preserve">. Заказчик действует в лице </w:t>
+      </w:r>
+      <w:r>
+        <w:t xml:space="preserve">уполномоченного представителя</w:t>
+      </w:r>
+      <w:r>
+        <w:t xml:space="preserve">, назначаемого приказом.</w:t>
+      </w:r>
+    </w:p>
+    <w:p>
+      <w:r>
+        <w:t xml:space="preserve">2.7. </w:t>
+      </w:r>
+      <w:r>
+        <w:t xml:space="preserve">Массовая доля влаги в товаре — </w:t>
+      </w:r>
+      <w:r>
+        <w:t xml:space="preserve">не более 9 %</w:t>
+      </w:r>
+      <w:r>
+        <w:t xml:space="preserve">. Товар подлежит хранению </w:t>
+      </w:r>
+      <w:r>
+        <w:t xml:space="preserve">в течение 12 часов</w:t>
+      </w:r>
+      <w:r>
+        <w:t xml:space="preserve"> при температуре не выше +4 °C. Срок исковой давности по требованиям, вытекающим из Договора, составляет </w:t>
+      </w:r>
+      <w:r>
+        <w:t xml:space="preserve">в течение трёх лет</w:t>
+      </w:r>
+      <w:r>
+        <w:t xml:space="preserve">, как установлено статьёй 196 Гражданского кодекса Российской Федерации. Обработка данных ведётся согласно Федеральному закону от 27.07.2006 № 152-ФЗ </w:t>
+      </w:r>
+      <w:r>
+        <w:t xml:space="preserve">«О персональных данных»</w:t>
+      </w:r>
+      <w:r>
+        <w:t xml:space="preserve">. Товар поставляется под маркой </w:t>
+      </w:r>
+      <w:r>
+        <w:t xml:space="preserve">«Стандарт»</w:t>
+      </w:r>
+      <w:r>
+        <w:t xml:space="preserve">. Влажность определяется </w:t>
+      </w:r>
+      <w:r>
+        <w:t xml:space="preserve">по методу Кьельдаля</w:t>
+      </w:r>
+      <w:r>
+        <w:t xml:space="preserve">. Споры передаются на рассмотрение в Арбитражный суд </w:t>
+      </w:r>
+      <w:r>
+        <w:t xml:space="preserve">города Москвы</w:t>
+      </w:r>
+      <w:r>
+        <w:t xml:space="preserve">.</w:t>
+      </w:r>
+    </w:p>
     <w:tbl>
       <w:tblPr>
         <w:tblW w:w="9360" w:type="dxa"/>
@@ -592,87 +438,7 @@
           </w:tcPr>
           <w:p>
             <w:r>
-              <w:rPr>
-                <w:b/>
-              </w:rPr>
-              <w:t xml:space="preserve">Агент:</w:t>
-            </w:r>
-          </w:p>
-          <w:p>
-            <w:r>
-              <w:t xml:space="preserve">Морозова Екатерина Олеговна</w:t>
-            </w:r>
-          </w:p>
-          <w:p>
-            <w:r>
-              <w:t xml:space="preserve">Индивидуальный предприниматель </w:t>
-            </w:r>
-            <w:r>
-              <w:t xml:space="preserve">Морозова Екатерина Олеговна</w:t>
-            </w:r>
-          </w:p>
-          <w:p>
-            <w:r>
-              <w:t xml:space="preserve">Адрес регистрации: </w:t>
-            </w:r>
-            <w:r>
-              <w:t xml:space="preserve">344002, Ленинградская обл., г. Ростов-на-Дону, пер. Тверская, вл. 55, стр. 1, пом. VII</w:t>
-            </w:r>
-          </w:p>
-          <w:p>
-            <w:r>
-              <w:t xml:space="preserve">ИНН </w:t>
-            </w:r>
-            <w:r>
-              <w:t xml:space="preserve">937553250915</w:t>
-            </w:r>
-            <w:r>
-              <w:t xml:space="preserve"> ОГРНИП </w:t>
-            </w:r>
-            <w:r>
-              <w:t xml:space="preserve">369344268369440</w:t>
-            </w:r>
-          </w:p>
-          <w:p>
-            <w:r>
-              <w:t xml:space="preserve">р/с </w:t>
-            </w:r>
-            <w:r>
-              <w:t xml:space="preserve">40802810205101445449</w:t>
-            </w:r>
-            <w:r>
-              <w:t xml:space="preserve"> в Банк ВТБ (ПАО)</w:t>
-            </w:r>
-            <w:r>
-              <w:t xml:space="preserve">, БИК </w:t>
-            </w:r>
-            <w:r>
-              <w:t xml:space="preserve">044525187</w:t>
-            </w:r>
-          </w:p>
-          <w:p>
-            <w:r>
-              <w:t xml:space="preserve">Тел.: </w:t>
-            </w:r>
-            <w:r>
-              <w:t xml:space="preserve">+7 (812) 400-75-72</w:t>
-            </w:r>
-          </w:p>
-          <w:p>
-            <w:r>
-              <w:t xml:space="preserve">E-mail: </w:t>
-            </w:r>
-            <w:r>
-              <w:t xml:space="preserve">morozova@mail.ru</w:t>
-            </w:r>
-          </w:p>
-          <w:p/>
-          <w:p>
-            <w:r>
-              <w:t xml:space="preserve">ИП ______________ </w:t>
-            </w:r>
-            <w:r>
-              <w:t xml:space="preserve">Морозова Е. О.</w:t>
+              <w:t xml:space="preserve">8</w:t>
             </w:r>
           </w:p>
         </w:tc>
@@ -682,6 +448,393 @@
           </w:tcPr>
           <w:p>
             <w:r>
+              <w:t xml:space="preserve">5266514767</w:t>
+            </w:r>
+          </w:p>
+        </w:tc>
+      </w:tr>
+    </w:tbl>
+    <w:p/>
+    <w:p>
+      <w:r>
+        <w:rPr>
+          <w:b/>
+        </w:rPr>
+        <w:t xml:space="preserve">3. МЕСТО И СРОКИ ИСПОЛНЕНИЯ</w:t>
+      </w:r>
+    </w:p>
+    <w:p>
+      <w:r>
+        <w:t xml:space="preserve">3.1. Место исполнения обязательств: </w:t>
+      </w:r>
+      <w:r>
+        <w:t xml:space="preserve">101000, Московская обл., г. Москва, пер. Заречная, вл. 17, стр. 3, пом. VII</w:t>
+      </w:r>
+      <w:r>
+        <w:t xml:space="preserve">.</w:t>
+      </w:r>
+    </w:p>
+    <w:p>
+      <w:r>
+        <w:t xml:space="preserve">3.2. Уведомления направляются </w:t>
+      </w:r>
+      <w:r>
+        <w:t xml:space="preserve">Попову Олегу Олеговичу</w:t>
+      </w:r>
+      <w:r>
+        <w:t xml:space="preserve"> по телефону </w:t>
+      </w:r>
+      <w:r>
+        <w:t xml:space="preserve">+7 (495) 349-71-49</w:t>
+      </w:r>
+      <w:r>
+        <w:t xml:space="preserve">.</w:t>
+      </w:r>
+    </w:p>
+    <w:p>
+      <w:r>
+        <w:t xml:space="preserve">3.3. Срок исполнения обязательств — </w:t>
+      </w:r>
+      <w:r>
+        <w:t xml:space="preserve">в течение 14 (Четырнадцати) календарных дней с момента заключения контракта</w:t>
+      </w:r>
+      <w:r>
+        <w:t xml:space="preserve">.</w:t>
+      </w:r>
+    </w:p>
+    <w:p/>
+    <w:p>
+      <w:r>
+        <w:rPr>
+          <w:b/>
+        </w:rPr>
+        <w:t xml:space="preserve">4. ПРОЧИЕ УСЛОВИЯ</w:t>
+      </w:r>
+    </w:p>
+    <w:p>
+      <w:r>
+        <w:t xml:space="preserve">4.1. </w:t>
+      </w:r>
+      <w:r>
+        <w:t xml:space="preserve">Стороны несут ответственность за неисполнение или ненадлежащее исполнение обязательств в соответствии с законодательством Российской Федерации.</w:t>
+      </w:r>
+    </w:p>
+    <w:p>
+      <w:r>
+        <w:t xml:space="preserve">4.2. </w:t>
+      </w:r>
+      <w:r>
+        <w:t xml:space="preserve">Размер неустойки за нарушение сроков оплаты: </w:t>
+      </w:r>
+      <w:r>
+        <w:t xml:space="preserve">15 (пятнадцать) процентов от общей суммы счета</w:t>
+      </w:r>
+      <w:r>
+        <w:t xml:space="preserve">, но не более </w:t>
+      </w:r>
+      <w:r>
+        <w:t xml:space="preserve">15% от цены Договора</w:t>
+      </w:r>
+      <w:r>
+        <w:t xml:space="preserve">. Предельный размер ответственности: </w:t>
+      </w:r>
+      <w:r>
+        <w:t xml:space="preserve">1/300 ключевой ставки ЦБ РФ от стоимости неоплаченных работ</w:t>
+      </w:r>
+      <w:r>
+        <w:t xml:space="preserve">, но не более </w:t>
+      </w:r>
+      <w:r>
+        <w:t xml:space="preserve">0,2 (двух десятых) % от цены Договора</w:t>
+      </w:r>
+      <w:r>
+        <w:t xml:space="preserve">.</w:t>
+      </w:r>
+    </w:p>
+    <w:p>
+      <w:r>
+        <w:t xml:space="preserve">4.3. </w:t>
+      </w:r>
+      <w:r>
+        <w:t xml:space="preserve">Стороны освобождаются от ответственности при наступлении обстоятельств непреодолимой силы, если они прямо повлияли на исполнение обязательств.</w:t>
+      </w:r>
+    </w:p>
+    <w:p>
+      <w:r>
+        <w:t xml:space="preserve">4.4. </w:t>
+      </w:r>
+      <w:r>
+        <w:t xml:space="preserve">Сторона, для которой создалась невозможность исполнения, обязана уведомить другую Сторону. Срок уведомления — </w:t>
+      </w:r>
+      <w:r>
+        <w:t xml:space="preserve">в течение шестидесяти рабочих дней с момента подписания акта</w:t>
+      </w:r>
+      <w:r>
+        <w:t xml:space="preserve">.</w:t>
+      </w:r>
+    </w:p>
+    <w:p>
+      <w:r>
+        <w:t xml:space="preserve">4.5. </w:t>
+      </w:r>
+      <w:r>
+        <w:t xml:space="preserve">Все споры и разногласия решаются путём переговоров. Претензионный порядок обязателен, срок ответа на претензию — </w:t>
+      </w:r>
+      <w:r>
+        <w:t xml:space="preserve">в течение двадцати банковских дней</w:t>
+      </w:r>
+      <w:r>
+        <w:t xml:space="preserve">.</w:t>
+      </w:r>
+    </w:p>
+    <w:p/>
+    <w:p/>
+    <w:p>
+      <w:r>
+        <w:rPr>
+          <w:b/>
+        </w:rPr>
+        <w:t xml:space="preserve">10. ДОПОЛНИТЕЛЬНЫЕ СВЕДЕНИЯ О СТОРОНАХ</w:t>
+      </w:r>
+    </w:p>
+    <w:p>
+      <w:r>
+        <w:t xml:space="preserve">подписано </w:t>
+      </w:r>
+      <w:r>
+        <w:t xml:space="preserve">поповым олегом олеговичем</w:t>
+      </w:r>
+    </w:p>
+    <w:p>
+      <w:r>
+        <w:t xml:space="preserve">Претензии направляются </w:t>
+      </w:r>
+      <w:r>
+        <w:t xml:space="preserve">Попову Олегу Олеговичу</w:t>
+      </w:r>
+      <w:r>
+        <w:t xml:space="preserve">; ответ подписывается </w:t>
+      </w:r>
+      <w:r>
+        <w:t xml:space="preserve">Поповым Олегом Олеговичем</w:t>
+      </w:r>
+      <w:r>
+        <w:t xml:space="preserve">; интересы </w:t>
+      </w:r>
+      <w:r>
+        <w:t xml:space="preserve">Попова Олега Олеговича</w:t>
+      </w:r>
+      <w:r>
+        <w:t xml:space="preserve"> представляет </w:t>
+      </w:r>
+      <w:r>
+        <w:t xml:space="preserve">Попов Олег Олегович</w:t>
+      </w:r>
+      <w:r>
+        <w:t xml:space="preserve">; копия вручается </w:t>
+      </w:r>
+      <w:r>
+        <w:t xml:space="preserve">Попов О. О.</w:t>
+      </w:r>
+      <w:r>
+        <w:t xml:space="preserve"> лично.</w:t>
+      </w:r>
+    </w:p>
+    <w:p/>
+    <w:p/>
+    <w:p>
+      <w:r>
+        <w:rPr>
+          <w:b/>
+        </w:rPr>
+        <w:t xml:space="preserve">9. КОНТРОЛЬНЫЕ ВЕЛИЧИНЫ</w:t>
+      </w:r>
+    </w:p>
+    <w:p>
+      <w:r>
+        <w:t xml:space="preserve">9.1. Контрольная запись: </w:t>
+      </w:r>
+      <w:r>
+        <w:rPr>
+          <w:b/>
+        </w:rPr>
+        <w:t xml:space="preserve">1/1</w:t>
+      </w:r>
+      <w:r>
+        <w:t xml:space="preserve">30 ключевой ставки ЦБ РФ от общей суммы счета</w:t>
+      </w:r>
+      <w:r>
+        <w:t xml:space="preserve">.</w:t>
+      </w:r>
+    </w:p>
+    <w:p>
+      <w:r>
+        <w:t xml:space="preserve">9.2. Контрольная запись: </w:t>
+      </w:r>
+      <w:r>
+        <w:rPr>
+          <w:b/>
+        </w:rPr>
+        <w:t xml:space="preserve">не позднее 14.06.20</w:t>
+      </w:r>
+      <w:r>
+        <w:t xml:space="preserve">25</w:t>
+      </w:r>
+      <w:r>
+        <w:t xml:space="preserve">.</w:t>
+      </w:r>
+    </w:p>
+    <w:p>
+      <w:r>
+        <w:t xml:space="preserve">9.3. Контрольная запись: </w:t>
+      </w:r>
+      <w:r>
+        <w:rPr>
+          <w:b/>
+        </w:rPr>
+        <w:t xml:space="preserve">46Ф-38</w:t>
+      </w:r>
+      <w:r>
+        <w:t xml:space="preserve">432/25-075Д</w:t>
+      </w:r>
+      <w:r>
+        <w:t xml:space="preserve">.</w:t>
+      </w:r>
+    </w:p>
+    <w:p>
+      <w:r>
+        <w:t xml:space="preserve">9.4. Контрольная запись: </w:t>
+      </w:r>
+      <w:r>
+        <w:t xml:space="preserve">10 300  000 (десять милл ионов триста тысяч) ₽</w:t>
+      </w:r>
+      <w:r>
+        <w:t xml:space="preserve">.</w:t>
+      </w:r>
+    </w:p>
+    <w:p/>
+    <w:p>
+      <w:r>
+        <w:rPr>
+          <w:b/>
+        </w:rPr>
+        <w:t xml:space="preserve">РЕКВИЗИТЫ И ПОДПИСИ СТОРОН</w:t>
+      </w:r>
+    </w:p>
+    <w:p/>
+    <w:tbl>
+      <w:tblPr>
+        <w:tblW w:w="9360" w:type="dxa"/>
+        <w:tblBorders>
+          <w:top w:val="single" w:sz="4" w:color="auto"/>
+          <w:left w:val="single" w:sz="4" w:color="auto"/>
+          <w:bottom w:val="single" w:sz="4" w:color="auto"/>
+          <w:right w:val="single" w:sz="4" w:color="auto"/>
+          <w:insideH w:val="single" w:sz="4" w:color="auto"/>
+          <w:insideV w:val="single" w:sz="4" w:color="auto"/>
+        </w:tblBorders>
+      </w:tblPr>
+      <w:tblGrid>
+        <w:gridCol w:w="4680"/>
+        <w:gridCol w:w="4680"/>
+      </w:tblGrid>
+      <w:tr>
+        <w:tc>
+          <w:tcPr>
+            <w:tcW w:w="4680" w:type="dxa"/>
+          </w:tcPr>
+          <w:p>
+            <w:r>
+              <w:rPr>
+                <w:b/>
+              </w:rPr>
+              <w:t xml:space="preserve">Агент:</w:t>
+            </w:r>
+          </w:p>
+          <w:p>
+            <w:r>
+              <w:t xml:space="preserve">Морозова Екатерина Олеговна</w:t>
+            </w:r>
+          </w:p>
+          <w:p>
+            <w:r>
+              <w:t xml:space="preserve">Индивидуальный предприниматель </w:t>
+            </w:r>
+            <w:r>
+              <w:t xml:space="preserve">Морозова Екатерина Олеговна</w:t>
+            </w:r>
+          </w:p>
+          <w:p>
+            <w:r>
+              <w:t xml:space="preserve">Адрес регистрации: </w:t>
+            </w:r>
+            <w:r>
+              <w:t xml:space="preserve">344002, Свердловская обл., г. Ростов-на-Дону, проезд Профсоюзная, вл. 70, стр. 4, пом. VII</w:t>
+            </w:r>
+          </w:p>
+          <w:p>
+            <w:r>
+              <w:t xml:space="preserve">ИНН </w:t>
+            </w:r>
+            <w:r>
+              <w:t xml:space="preserve">937553250915</w:t>
+            </w:r>
+            <w:r>
+              <w:t xml:space="preserve"> ОГРНИП </w:t>
+            </w:r>
+            <w:r>
+              <w:t xml:space="preserve">369344268369440</w:t>
+            </w:r>
+          </w:p>
+          <w:p>
+            <w:r>
+              <w:t xml:space="preserve">р/с </w:t>
+            </w:r>
+            <w:r>
+              <w:t xml:space="preserve">40802810205101445449</w:t>
+            </w:r>
+            <w:r>
+              <w:t xml:space="preserve"> в Банк ВТБ (ПАО)</w:t>
+            </w:r>
+            <w:r>
+              <w:t xml:space="preserve">, БИК </w:t>
+            </w:r>
+            <w:r>
+              <w:t xml:space="preserve">044525187</w:t>
+            </w:r>
+          </w:p>
+          <w:p>
+            <w:r>
+              <w:t xml:space="preserve">Тел.: </w:t>
+            </w:r>
+            <w:r>
+              <w:t xml:space="preserve">+7 (846) 665-80-88</w:t>
+            </w:r>
+          </w:p>
+          <w:p>
+            <w:r>
+              <w:t xml:space="preserve">E-mail: </w:t>
+            </w:r>
+            <w:r>
+              <w:t xml:space="preserve">morozova@mail.ru</w:t>
+            </w:r>
+          </w:p>
+          <w:p/>
+          <w:p>
+            <w:r>
+              <w:t xml:space="preserve">ИП ______________ </w:t>
+            </w:r>
+            <w:r>
+              <w:t xml:space="preserve">Морозова Е. О.</w:t>
+            </w:r>
+          </w:p>
+        </w:tc>
+        <w:tc>
+          <w:tcPr>
+            <w:tcW w:w="4680" w:type="dxa"/>
+          </w:tcPr>
+          <w:p>
+            <w:r>
               <w:rPr>
                 <w:b/>
               </w:rPr>
@@ -690,7 +843,7 @@
           </w:p>
           <w:p>
             <w:r>
-              <w:t xml:space="preserve">Пермь, Тверская 79</w:t>
+              <w:t xml:space="preserve">Самара, Космонавтов 68</w:t>
             </w:r>
           </w:p>
           <w:p>
@@ -706,7 +859,7 @@
               <w:t xml:space="preserve">Адрес регистрации: </w:t>
             </w:r>
             <w:r>
-              <w:t xml:space="preserve">603000, Московская обл., г. Нижний Новгород, ул. Заречная, вл. 25, стр. 2, пом. VII</w:t>
+              <w:t xml:space="preserve">143400, Свердловская обл., г. Красногорск, проезд Победы, вл. 30, стр. 1, пом. VII</w:t>
             </w:r>
           </w:p>
           <w:p>
@@ -745,7 +898,7 @@
               <w:t xml:space="preserve">Тел.: </w:t>
             </w:r>
             <w:r>
-              <w:t xml:space="preserve">+7 (843) 700-79-68</w:t>
+              <w:t xml:space="preserve">+7 (812) 330-34-70</w:t>
             </w:r>
           </w:p>
           <w:p>
@@ -753,7 +906,7 @@
               <w:t xml:space="preserve">E-mail: </w:t>
             </w:r>
             <w:r>
-              <w:t xml:space="preserve">popov@inbox.ru</w:t>
+              <w:t xml:space="preserve">popov@sibtrans.ru</w:t>
             </w:r>
           </w:p>
           <w:p/>

--- a/tests/corpus_v2/docs/agency_0010.docx
+++ b/tests/corpus_v2/docs/agency_0010.docx
@@ -48,13 +48,13 @@
         <w:t xml:space="preserve">Индивидуальный предприниматель </w:t>
       </w:r>
       <w:r>
-        <w:t xml:space="preserve">Морозова Е. О.</w:t>
+        <w:t xml:space="preserve">Иванова-Петрова А. Ю.</w:t>
       </w:r>
       <w:r>
         <w:t xml:space="preserve">, ИНН </w:t>
       </w:r>
       <w:r>
-        <w:t xml:space="preserve">937553250915</w:t>
+        <w:t xml:space="preserve">919375532508</w:t>
       </w:r>
       <w:r>
         <w:t xml:space="preserve">, именуемая в дальнейшем «Агент», действующая на основании свидетельства о государственной регистрации</w:t>
@@ -468,7 +468,7 @@
         <w:t xml:space="preserve">3.1. Место исполнения обязательств: </w:t>
       </w:r>
       <w:r>
-        <w:t xml:space="preserve">101000, Московская обл., г. Москва, пер. Заречная, вл. 17, стр. 3, пом. VII</w:t>
+        <w:t xml:space="preserve">а/я 7, г. Москва, 101000</w:t>
       </w:r>
       <w:r>
         <w:t xml:space="preserve">.</w:t>
@@ -485,7 +485,7 @@
         <w:t xml:space="preserve"> по телефону </w:t>
       </w:r>
       <w:r>
-        <w:t xml:space="preserve">+7 (495) 349-71-49</w:t>
+        <w:t xml:space="preserve">+7 (812) 153-41-71</w:t>
       </w:r>
       <w:r>
         <w:t xml:space="preserve">.</w:t>
@@ -527,13 +527,13 @@
         <w:t xml:space="preserve">Размер неустойки за нарушение сроков оплаты: </w:t>
       </w:r>
       <w:r>
-        <w:t xml:space="preserve">15 (пятнадцать) процентов от общей суммы счета</w:t>
+        <w:t xml:space="preserve">20 (двадцать) процентов от общей суммы счета</w:t>
       </w:r>
       <w:r>
         <w:t xml:space="preserve">, но не более </w:t>
       </w:r>
       <w:r>
-        <w:t xml:space="preserve">15% от цены Договора</w:t>
+        <w:t xml:space="preserve">21% от цены Договора</w:t>
       </w:r>
       <w:r>
         <w:t xml:space="preserve">. Предельный размер ответственности: </w:t>
@@ -567,7 +567,7 @@
         <w:t xml:space="preserve">Сторона, для которой создалась невозможность исполнения, обязана уведомить другую Сторону. Срок уведомления — </w:t>
       </w:r>
       <w:r>
-        <w:t xml:space="preserve">в течение шестидесяти рабочих дней с момента подписания акта</w:t>
+        <w:t xml:space="preserve">в течение четырнадцати рабочих дней с момента подписания акта</w:t>
       </w:r>
       <w:r>
         <w:t xml:space="preserve">.</w:t>
@@ -581,7 +581,7 @@
         <w:t xml:space="preserve">Все споры и разногласия решаются путём переговоров. Претензионный порядок обязателен, срок ответа на претензию — </w:t>
       </w:r>
       <w:r>
-        <w:t xml:space="preserve">в течение двадцати банковских дней</w:t>
+        <w:t xml:space="preserve">в течение сорока пяти банковских дней</w:t>
       </w:r>
       <w:r>
         <w:t xml:space="preserve">.</w:t>
@@ -675,10 +675,10 @@
         <w:rPr>
           <w:b/>
         </w:rPr>
-        <w:t xml:space="preserve">не позднее 14.06.20</w:t>
-      </w:r>
-      <w:r>
-        <w:t xml:space="preserve">25</w:t>
+        <w:t xml:space="preserve">не позднее 15.09.20</w:t>
+      </w:r>
+      <w:r>
+        <w:t xml:space="preserve">26</w:t>
       </w:r>
       <w:r>
         <w:t xml:space="preserve">.</w:t>
@@ -692,10 +692,10 @@
         <w:rPr>
           <w:b/>
         </w:rPr>
-        <w:t xml:space="preserve">46Ф-38</w:t>
-      </w:r>
-      <w:r>
-        <w:t xml:space="preserve">432/25-075Д</w:t>
+        <w:t xml:space="preserve">55Ф-45</w:t>
+      </w:r>
+      <w:r>
+        <w:t xml:space="preserve">958/13-796Д</w:t>
       </w:r>
       <w:r>
         <w:t xml:space="preserve">.</w:t>
@@ -706,7 +706,7 @@
         <w:t xml:space="preserve">9.4. Контрольная запись: </w:t>
       </w:r>
       <w:r>
-        <w:t xml:space="preserve">10 300  000 (десять милл ионов триста тысяч) ₽</w:t>
+        <w:t xml:space="preserve">3 740 000 (три миллиона семьсот  с орок тысяч) ₽</w:t>
       </w:r>
       <w:r>
         <w:t xml:space="preserve">.</w:t>
@@ -753,7 +753,7 @@
           </w:p>
           <w:p>
             <w:r>
-              <w:t xml:space="preserve">Морозова Екатерина Олеговна</w:t>
+              <w:t xml:space="preserve">Иванова-Петрова Алла Юрьевна</w:t>
             </w:r>
           </w:p>
           <w:p>
@@ -761,7 +761,7 @@
               <w:t xml:space="preserve">Индивидуальный предприниматель </w:t>
             </w:r>
             <w:r>
-              <w:t xml:space="preserve">Морозова Екатерина Олеговна</w:t>
+              <w:t xml:space="preserve">Иванова-Петрова Алла Юрьевна</w:t>
             </w:r>
           </w:p>
           <w:p>
@@ -769,7 +769,7 @@
               <w:t xml:space="preserve">Адрес регистрации: </w:t>
             </w:r>
             <w:r>
-              <w:t xml:space="preserve">344002, Свердловская обл., г. Ростов-на-Дону, проезд Профсоюзная, вл. 70, стр. 4, пом. VII</w:t>
+              <w:t xml:space="preserve">а/я 57, г. Санкт-Петербург, 190000</w:t>
             </w:r>
           </w:p>
           <w:p>
@@ -777,13 +777,13 @@
               <w:t xml:space="preserve">ИНН </w:t>
             </w:r>
             <w:r>
-              <w:t xml:space="preserve">937553250915</w:t>
+              <w:t xml:space="preserve">919375532508</w:t>
             </w:r>
             <w:r>
               <w:t xml:space="preserve"> ОГРНИП </w:t>
             </w:r>
             <w:r>
-              <w:t xml:space="preserve">369344268369440</w:t>
+              <w:t xml:space="preserve">309693442683690</w:t>
             </w:r>
           </w:p>
           <w:p>
@@ -791,16 +791,16 @@
               <w:t xml:space="preserve">р/с </w:t>
             </w:r>
             <w:r>
-              <w:t xml:space="preserve">40802810205101445449</w:t>
-            </w:r>
-            <w:r>
-              <w:t xml:space="preserve"> в Банк ВТБ (ПАО)</w:t>
+              <w:t xml:space="preserve">40802810144051014454</w:t>
+            </w:r>
+            <w:r>
+              <w:t xml:space="preserve"> в АО «Тинькофф Банк»</w:t>
             </w:r>
             <w:r>
               <w:t xml:space="preserve">, БИК </w:t>
             </w:r>
             <w:r>
-              <w:t xml:space="preserve">044525187</w:t>
+              <w:t xml:space="preserve">044525974</w:t>
             </w:r>
           </w:p>
           <w:p>
@@ -808,7 +808,7 @@
               <w:t xml:space="preserve">Тел.: </w:t>
             </w:r>
             <w:r>
-              <w:t xml:space="preserve">+7 (846) 665-80-88</w:t>
+              <w:t xml:space="preserve">+7 (383) 876-79-68</w:t>
             </w:r>
           </w:p>
           <w:p>
@@ -816,7 +816,7 @@
               <w:t xml:space="preserve">E-mail: </w:t>
             </w:r>
             <w:r>
-              <w:t xml:space="preserve">morozova@mail.ru</w:t>
+              <w:t xml:space="preserve">ivanova.petrova@inbox.ru</w:t>
             </w:r>
           </w:p>
           <w:p/>
@@ -825,7 +825,7 @@
               <w:t xml:space="preserve">ИП ______________ </w:t>
             </w:r>
             <w:r>
-              <w:t xml:space="preserve">Морозова Е. О.</w:t>
+              <w:t xml:space="preserve">Иванова-Петрова А. Ю.</w:t>
             </w:r>
           </w:p>
         </w:tc>
@@ -843,7 +843,7 @@
           </w:p>
           <w:p>
             <w:r>
-              <w:t xml:space="preserve">Самара, Космонавтов 68</w:t>
+              <w:t xml:space="preserve">Казань, Лесная 73</w:t>
             </w:r>
           </w:p>
           <w:p>
@@ -859,7 +859,7 @@
               <w:t xml:space="preserve">Адрес регистрации: </w:t>
             </w:r>
             <w:r>
-              <w:t xml:space="preserve">143400, Свердловская обл., г. Красногорск, проезд Победы, вл. 30, стр. 1, пом. VII</w:t>
+              <w:t xml:space="preserve">а/я 62, г. Ростов-на-Дону, 344002</w:t>
             </w:r>
           </w:p>
           <w:p>
@@ -898,7 +898,7 @@
               <w:t xml:space="preserve">Тел.: </w:t>
             </w:r>
             <w:r>
-              <w:t xml:space="preserve">+7 (812) 330-34-70</w:t>
+              <w:t xml:space="preserve">+7 (846) 868-14-49</w:t>
             </w:r>
           </w:p>
           <w:p>
@@ -906,7 +906,7 @@
               <w:t xml:space="preserve">E-mail: </w:t>
             </w:r>
             <w:r>
-              <w:t xml:space="preserve">popov@sibtrans.ru</w:t>
+              <w:t xml:space="preserve">popov@gmail.com</w:t>
             </w:r>
           </w:p>
           <w:p/>
@@ -1008,6 +1008,48 @@
     <w:p/>
     <w:p>
       <w:r>
+        <w:rPr>
+          <w:b/>
+        </w:rPr>
+        <w:t xml:space="preserve">ПРИЛОЖЕНИЕ № 1</w:t>
+      </w:r>
+      <w:r>
+        <w:rPr>
+          <w:b/>
+        </w:rPr>
+        <w:t xml:space="preserve"> к Договору</w:t>
+      </w:r>
+    </w:p>
+    <w:p>
+      <w:r>
+        <w:t xml:space="preserve">Адрес склада грузополучателя: </w:t>
+      </w:r>
+      <w:r>
+        <w:t xml:space="preserve">а/я 6, г. Новосибирск, 630099</w:t>
+      </w:r>
+      <w:r>
+        <w:t xml:space="preserve">.</w:t>
+      </w:r>
+    </w:p>
+    <w:p>
+      <w:r>
+        <w:t xml:space="preserve">Кладовщик: </w:t>
+      </w:r>
+      <w:r>
+        <w:t xml:space="preserve">Смирнова Екатерина Ивановна</w:t>
+      </w:r>
+    </w:p>
+    <w:p>
+      <w:r>
+        <w:t xml:space="preserve">Тел. склада: </w:t>
+      </w:r>
+      <w:r>
+        <w:t xml:space="preserve">+7 (843) 652-40-51</w:t>
+      </w:r>
+    </w:p>
+    <w:p/>
+    <w:p>
+      <w:r>
         <w:t xml:space="preserve">Подписи сторон:</w:t>
       </w:r>
     </w:p>
@@ -1016,7 +1058,7 @@
         <w:t xml:space="preserve">Агент: _______________ /</w:t>
       </w:r>
       <w:r>
-        <w:t xml:space="preserve">Морозова Е. О.</w:t>
+        <w:t xml:space="preserve">Иванова-Петрова А. Ю.</w:t>
       </w:r>
       <w:r>
         <w:t xml:space="preserve">/</w:t>

--- a/tests/corpus_v2/docs/agency_0010.docx
+++ b/tests/corpus_v2/docs/agency_0010.docx
@@ -454,274 +454,34 @@
         </w:tc>
       </w:tr>
     </w:tbl>
-    <w:p/>
-    <w:p>
-      <w:r>
-        <w:rPr>
-          <w:b/>
-        </w:rPr>
-        <w:t xml:space="preserve">3. МЕСТО И СРОКИ ИСПОЛНЕНИЯ</w:t>
-      </w:r>
-    </w:p>
-    <w:p>
-      <w:r>
-        <w:t xml:space="preserve">3.1. Место исполнения обязательств: </w:t>
-      </w:r>
-      <w:r>
-        <w:t xml:space="preserve">а/я 7, г. Москва, 101000</w:t>
-      </w:r>
-      <w:r>
-        <w:t xml:space="preserve">.</w:t>
-      </w:r>
-    </w:p>
-    <w:p>
-      <w:r>
-        <w:t xml:space="preserve">3.2. Уведомления направляются </w:t>
-      </w:r>
-      <w:r>
-        <w:t xml:space="preserve">Попову Олегу Олеговичу</w:t>
-      </w:r>
-      <w:r>
-        <w:t xml:space="preserve"> по телефону </w:t>
-      </w:r>
-      <w:r>
-        <w:t xml:space="preserve">+7 (812) 153-41-71</w:t>
-      </w:r>
-      <w:r>
-        <w:t xml:space="preserve">.</w:t>
-      </w:r>
-    </w:p>
-    <w:p>
-      <w:r>
-        <w:t xml:space="preserve">3.3. Срок исполнения обязательств — </w:t>
-      </w:r>
-      <w:r>
-        <w:t xml:space="preserve">в течение 14 (Четырнадцати) календарных дней с момента заключения контракта</w:t>
-      </w:r>
-      <w:r>
-        <w:t xml:space="preserve">.</w:t>
-      </w:r>
-    </w:p>
-    <w:p/>
-    <w:p>
-      <w:r>
-        <w:rPr>
-          <w:b/>
-        </w:rPr>
-        <w:t xml:space="preserve">4. ПРОЧИЕ УСЛОВИЯ</w:t>
-      </w:r>
-    </w:p>
-    <w:p>
-      <w:r>
-        <w:t xml:space="preserve">4.1. </w:t>
-      </w:r>
-      <w:r>
-        <w:t xml:space="preserve">Стороны несут ответственность за неисполнение или ненадлежащее исполнение обязательств в соответствии с законодательством Российской Федерации.</w:t>
-      </w:r>
-    </w:p>
-    <w:p>
-      <w:r>
-        <w:t xml:space="preserve">4.2. </w:t>
-      </w:r>
-      <w:r>
-        <w:t xml:space="preserve">Размер неустойки за нарушение сроков оплаты: </w:t>
-      </w:r>
-      <w:r>
-        <w:t xml:space="preserve">20 (двадцать) процентов от общей суммы счета</w:t>
-      </w:r>
-      <w:r>
-        <w:t xml:space="preserve">, но не более </w:t>
-      </w:r>
-      <w:r>
-        <w:t xml:space="preserve">21% от цены Договора</w:t>
-      </w:r>
-      <w:r>
-        <w:t xml:space="preserve">. Предельный размер ответственности: </w:t>
-      </w:r>
-      <w:r>
-        <w:t xml:space="preserve">1/300 ключевой ставки ЦБ РФ от стоимости неоплаченных работ</w:t>
-      </w:r>
-      <w:r>
-        <w:t xml:space="preserve">, но не более </w:t>
-      </w:r>
-      <w:r>
-        <w:t xml:space="preserve">0,2 (двух десятых) % от цены Договора</w:t>
-      </w:r>
-      <w:r>
-        <w:t xml:space="preserve">.</w:t>
-      </w:r>
-    </w:p>
-    <w:p>
-      <w:r>
-        <w:t xml:space="preserve">4.3. </w:t>
-      </w:r>
-      <w:r>
-        <w:t xml:space="preserve">Стороны освобождаются от ответственности при наступлении обстоятельств непреодолимой силы, если они прямо повлияли на исполнение обязательств.</w:t>
-      </w:r>
-    </w:p>
-    <w:p>
-      <w:r>
-        <w:t xml:space="preserve">4.4. </w:t>
-      </w:r>
-      <w:r>
-        <w:t xml:space="preserve">Сторона, для которой создалась невозможность исполнения, обязана уведомить другую Сторону. Срок уведомления — </w:t>
-      </w:r>
-      <w:r>
-        <w:t xml:space="preserve">в течение четырнадцати рабочих дней с момента подписания акта</w:t>
-      </w:r>
-      <w:r>
-        <w:t xml:space="preserve">.</w:t>
-      </w:r>
-    </w:p>
-    <w:p>
-      <w:r>
-        <w:t xml:space="preserve">4.5. </w:t>
-      </w:r>
-      <w:r>
-        <w:t xml:space="preserve">Все споры и разногласия решаются путём переговоров. Претензионный порядок обязателен, срок ответа на претензию — </w:t>
-      </w:r>
-      <w:r>
-        <w:t xml:space="preserve">в течение сорока пяти банковских дней</w:t>
-      </w:r>
-      <w:r>
-        <w:t xml:space="preserve">.</w:t>
-      </w:r>
-    </w:p>
-    <w:p/>
-    <w:p/>
-    <w:p>
-      <w:r>
-        <w:rPr>
-          <w:b/>
-        </w:rPr>
-        <w:t xml:space="preserve">10. ДОПОЛНИТЕЛЬНЫЕ СВЕДЕНИЯ О СТОРОНАХ</w:t>
-      </w:r>
-    </w:p>
-    <w:p>
-      <w:r>
-        <w:t xml:space="preserve">подписано </w:t>
-      </w:r>
-      <w:r>
-        <w:t xml:space="preserve">поповым олегом олеговичем</w:t>
-      </w:r>
-    </w:p>
-    <w:p>
-      <w:r>
-        <w:t xml:space="preserve">Претензии направляются </w:t>
-      </w:r>
-      <w:r>
-        <w:t xml:space="preserve">Попову Олегу Олеговичу</w:t>
-      </w:r>
-      <w:r>
-        <w:t xml:space="preserve">; ответ подписывается </w:t>
-      </w:r>
-      <w:r>
-        <w:t xml:space="preserve">Поповым Олегом Олеговичем</w:t>
-      </w:r>
-      <w:r>
-        <w:t xml:space="preserve">; интересы </w:t>
-      </w:r>
-      <w:r>
-        <w:t xml:space="preserve">Попова Олега Олеговича</w:t>
-      </w:r>
-      <w:r>
-        <w:t xml:space="preserve"> представляет </w:t>
-      </w:r>
-      <w:r>
-        <w:t xml:space="preserve">Попов Олег Олегович</w:t>
-      </w:r>
-      <w:r>
-        <w:t xml:space="preserve">; копия вручается </w:t>
-      </w:r>
-      <w:r>
-        <w:t xml:space="preserve">Попов О. О.</w:t>
-      </w:r>
-      <w:r>
-        <w:t xml:space="preserve"> лично.</w:t>
-      </w:r>
-    </w:p>
-    <w:p/>
-    <w:p/>
-    <w:p>
-      <w:r>
-        <w:rPr>
-          <w:b/>
-        </w:rPr>
-        <w:t xml:space="preserve">9. КОНТРОЛЬНЫЕ ВЕЛИЧИНЫ</w:t>
-      </w:r>
-    </w:p>
-    <w:p>
-      <w:r>
-        <w:t xml:space="preserve">9.1. Контрольная запись: </w:t>
-      </w:r>
-      <w:r>
-        <w:rPr>
-          <w:b/>
-        </w:rPr>
-        <w:t xml:space="preserve">1/1</w:t>
-      </w:r>
-      <w:r>
-        <w:t xml:space="preserve">30 ключевой ставки ЦБ РФ от общей суммы счета</w:t>
-      </w:r>
-      <w:r>
-        <w:t xml:space="preserve">.</w:t>
-      </w:r>
-    </w:p>
-    <w:p>
-      <w:r>
-        <w:t xml:space="preserve">9.2. Контрольная запись: </w:t>
-      </w:r>
-      <w:r>
-        <w:rPr>
-          <w:b/>
-        </w:rPr>
-        <w:t xml:space="preserve">не позднее 15.09.20</w:t>
-      </w:r>
-      <w:r>
-        <w:t xml:space="preserve">26</w:t>
-      </w:r>
-      <w:r>
-        <w:t xml:space="preserve">.</w:t>
-      </w:r>
-    </w:p>
-    <w:p>
-      <w:r>
-        <w:t xml:space="preserve">9.3. Контрольная запись: </w:t>
-      </w:r>
-      <w:r>
-        <w:rPr>
-          <w:b/>
-        </w:rPr>
-        <w:t xml:space="preserve">55Ф-45</w:t>
-      </w:r>
-      <w:r>
-        <w:t xml:space="preserve">958/13-796Д</w:t>
-      </w:r>
-      <w:r>
-        <w:t xml:space="preserve">.</w:t>
-      </w:r>
-    </w:p>
-    <w:p>
-      <w:r>
-        <w:t xml:space="preserve">9.4. Контрольная запись: </w:t>
-      </w:r>
-      <w:r>
-        <w:t xml:space="preserve">3 740 000 (три миллиона семьсот  с орок тысяч) ₽</w:t>
-      </w:r>
-      <w:r>
-        <w:t xml:space="preserve">.</w:t>
-      </w:r>
-    </w:p>
-    <w:p/>
-    <w:p>
-      <w:r>
-        <w:rPr>
-          <w:b/>
-        </w:rPr>
-        <w:t xml:space="preserve">РЕКВИЗИТЫ И ПОДПИСИ СТОРОН</w:t>
-      </w:r>
-    </w:p>
-    <w:p/>
+    <w:p>
+      <w:r>
+        <w:t xml:space="preserve">2.8. </w:t>
+      </w:r>
+      <w:r>
+        <w:t xml:space="preserve">Платёж по налогу перечисляется на код бюджетной классификации </w:t>
+      </w:r>
+      <w:r>
+        <w:t xml:space="preserve">182 101 010 110 110 001 10</w:t>
+      </w:r>
+      <w:r>
+        <w:t xml:space="preserve">, получатель — территориальный орган Федерального казначейства.</w:t>
+      </w:r>
+    </w:p>
+    <w:p>
+      <w:r>
+        <w:t xml:space="preserve">2.9. </w:t>
+      </w:r>
+      <w:r>
+        <w:t xml:space="preserve">Полномочия подтверждаются свидетельством о рождении, выдано </w:t>
+      </w:r>
+      <w:r>
+        <w:t xml:space="preserve">07.01.2015</w:t>
+      </w:r>
+      <w:r>
+        <w:t xml:space="preserve"> отделом ЗАГС.</w:t>
+      </w:r>
+    </w:p>
     <w:tbl>
       <w:tblPr>
         <w:tblW w:w="9360" w:type="dxa"/>
@@ -745,87 +505,7 @@
           </w:tcPr>
           <w:p>
             <w:r>
-              <w:rPr>
-                <w:b/>
-              </w:rPr>
-              <w:t xml:space="preserve">Агент:</w:t>
-            </w:r>
-          </w:p>
-          <w:p>
-            <w:r>
-              <w:t xml:space="preserve">Иванова-Петрова Алла Юрьевна</w:t>
-            </w:r>
-          </w:p>
-          <w:p>
-            <w:r>
-              <w:t xml:space="preserve">Индивидуальный предприниматель </w:t>
-            </w:r>
-            <w:r>
-              <w:t xml:space="preserve">Иванова-Петрова Алла Юрьевна</w:t>
-            </w:r>
-          </w:p>
-          <w:p>
-            <w:r>
-              <w:t xml:space="preserve">Адрес регистрации: </w:t>
-            </w:r>
-            <w:r>
-              <w:t xml:space="preserve">а/я 57, г. Санкт-Петербург, 190000</w:t>
-            </w:r>
-          </w:p>
-          <w:p>
-            <w:r>
-              <w:t xml:space="preserve">ИНН </w:t>
-            </w:r>
-            <w:r>
-              <w:t xml:space="preserve">919375532508</w:t>
-            </w:r>
-            <w:r>
-              <w:t xml:space="preserve"> ОГРНИП </w:t>
-            </w:r>
-            <w:r>
-              <w:t xml:space="preserve">309693442683690</w:t>
-            </w:r>
-          </w:p>
-          <w:p>
-            <w:r>
-              <w:t xml:space="preserve">р/с </w:t>
-            </w:r>
-            <w:r>
-              <w:t xml:space="preserve">40802810144051014454</w:t>
-            </w:r>
-            <w:r>
-              <w:t xml:space="preserve"> в АО «Тинькофф Банк»</w:t>
-            </w:r>
-            <w:r>
-              <w:t xml:space="preserve">, БИК </w:t>
-            </w:r>
-            <w:r>
-              <w:t xml:space="preserve">044525974</w:t>
-            </w:r>
-          </w:p>
-          <w:p>
-            <w:r>
-              <w:t xml:space="preserve">Тел.: </w:t>
-            </w:r>
-            <w:r>
-              <w:t xml:space="preserve">+7 (383) 876-79-68</w:t>
-            </w:r>
-          </w:p>
-          <w:p>
-            <w:r>
-              <w:t xml:space="preserve">E-mail: </w:t>
-            </w:r>
-            <w:r>
-              <w:t xml:space="preserve">ivanova.petrova@inbox.ru</w:t>
-            </w:r>
-          </w:p>
-          <w:p/>
-          <w:p>
-            <w:r>
-              <w:t xml:space="preserve">ИП ______________ </w:t>
-            </w:r>
-            <w:r>
-              <w:t xml:space="preserve">Иванова-Петрова А. Ю.</w:t>
+              <w:t xml:space="preserve">6</w:t>
             </w:r>
           </w:p>
         </w:tc>
@@ -835,6 +515,413 @@
           </w:tcPr>
           <w:p>
             <w:r>
+              <w:t xml:space="preserve">РУБ.</w:t>
+            </w:r>
+          </w:p>
+        </w:tc>
+      </w:tr>
+    </w:tbl>
+    <w:p>
+      <w:r>
+        <w:t xml:space="preserve">2.10. </w:t>
+      </w:r>
+      <w:r>
+        <w:t xml:space="preserve">Поставке подлежит насос модели </w:t>
+      </w:r>
+      <w:r>
+        <w:t xml:space="preserve">ЭЦВ-6-10-80h</w:t>
+      </w:r>
+      <w:r>
+        <w:t xml:space="preserve"> и кабель марки </w:t>
+      </w:r>
+      <w:r>
+        <w:t xml:space="preserve">ВВГнг(А)-LSt</w:t>
+      </w:r>
+      <w:r>
+        <w:t xml:space="preserve">.</w:t>
+      </w:r>
+    </w:p>
+    <w:p/>
+    <w:p>
+      <w:r>
+        <w:rPr>
+          <w:b/>
+        </w:rPr>
+        <w:t xml:space="preserve">3. МЕСТО И СРОКИ ИСПОЛНЕНИЯ</w:t>
+      </w:r>
+    </w:p>
+    <w:p>
+      <w:r>
+        <w:t xml:space="preserve">3.1. Место исполнения обязательств: </w:t>
+      </w:r>
+      <w:r>
+        <w:t xml:space="preserve">а/я 62, г. Москва, 101000</w:t>
+      </w:r>
+      <w:r>
+        <w:t xml:space="preserve">.</w:t>
+      </w:r>
+    </w:p>
+    <w:p>
+      <w:r>
+        <w:t xml:space="preserve">3.2. Уведомления направляются </w:t>
+      </w:r>
+      <w:r>
+        <w:t xml:space="preserve">Попову Олегу Олеговичу</w:t>
+      </w:r>
+      <w:r>
+        <w:t xml:space="preserve"> по телефону </w:t>
+      </w:r>
+      <w:r>
+        <w:t xml:space="preserve">+7 (812) 754-89-45</w:t>
+      </w:r>
+      <w:r>
+        <w:t xml:space="preserve">.</w:t>
+      </w:r>
+    </w:p>
+    <w:p>
+      <w:r>
+        <w:t xml:space="preserve">3.3. Срок исполнения обязательств — </w:t>
+      </w:r>
+      <w:r>
+        <w:t xml:space="preserve">в течение 45 (Сорока пяти) календарных дней с момента заключения контракта</w:t>
+      </w:r>
+      <w:r>
+        <w:t xml:space="preserve">.</w:t>
+      </w:r>
+    </w:p>
+    <w:p/>
+    <w:p>
+      <w:r>
+        <w:rPr>
+          <w:b/>
+        </w:rPr>
+        <w:t xml:space="preserve">4. ПРОЧИЕ УСЛОВИЯ</w:t>
+      </w:r>
+    </w:p>
+    <w:p>
+      <w:r>
+        <w:t xml:space="preserve">4.1. </w:t>
+      </w:r>
+      <w:r>
+        <w:t xml:space="preserve">Стороны несут ответственность за неисполнение или ненадлежащее исполнение обязательств в соответствии с законодательством Российской Федерации.</w:t>
+      </w:r>
+    </w:p>
+    <w:p>
+      <w:r>
+        <w:t xml:space="preserve">4.2. </w:t>
+      </w:r>
+      <w:r>
+        <w:t xml:space="preserve">Размер неустойки за нарушение сроков оплаты: </w:t>
+      </w:r>
+      <w:r>
+        <w:t xml:space="preserve">15 (пятнадцать) процентов от общей суммы счета</w:t>
+      </w:r>
+      <w:r>
+        <w:t xml:space="preserve">, но не более </w:t>
+      </w:r>
+      <w:r>
+        <w:t xml:space="preserve">18% от цены Договора</w:t>
+      </w:r>
+      <w:r>
+        <w:t xml:space="preserve">. Предельный размер ответственности: </w:t>
+      </w:r>
+      <w:r>
+        <w:t xml:space="preserve">1/300 ключевой ставки ЦБ РФ от стоимости неоплаченных работ</w:t>
+      </w:r>
+      <w:r>
+        <w:t xml:space="preserve">, но не более </w:t>
+      </w:r>
+      <w:r>
+        <w:t xml:space="preserve">0,2 (двух десятых) % от цены Договора</w:t>
+      </w:r>
+      <w:r>
+        <w:t xml:space="preserve">.</w:t>
+      </w:r>
+    </w:p>
+    <w:p>
+      <w:r>
+        <w:t xml:space="preserve">4.3. </w:t>
+      </w:r>
+      <w:r>
+        <w:t xml:space="preserve">Стороны освобождаются от ответственности при наступлении обстоятельств непреодолимой силы, если они прямо повлияли на исполнение обязательств.</w:t>
+      </w:r>
+    </w:p>
+    <w:p>
+      <w:r>
+        <w:t xml:space="preserve">4.4. </w:t>
+      </w:r>
+      <w:r>
+        <w:t xml:space="preserve">Сторона, для которой создалась невозможность исполнения, обязана уведомить другую Сторону. Срок уведомления — </w:t>
+      </w:r>
+      <w:r>
+        <w:t xml:space="preserve">в течение двадцати рабочих дней с момента подписания акта</w:t>
+      </w:r>
+      <w:r>
+        <w:t xml:space="preserve">.</w:t>
+      </w:r>
+    </w:p>
+    <w:p>
+      <w:r>
+        <w:t xml:space="preserve">4.5. </w:t>
+      </w:r>
+      <w:r>
+        <w:t xml:space="preserve">Все споры и разногласия решаются путём переговоров. Претензионный порядок обязателен, срок ответа на претензию — </w:t>
+      </w:r>
+      <w:r>
+        <w:t xml:space="preserve">в течение тридцати банковских дней</w:t>
+      </w:r>
+      <w:r>
+        <w:t xml:space="preserve">.</w:t>
+      </w:r>
+    </w:p>
+    <w:p/>
+    <w:p/>
+    <w:p>
+      <w:r>
+        <w:rPr>
+          <w:b/>
+        </w:rPr>
+        <w:t xml:space="preserve">10. ДОПОЛНИТЕЛЬНЫЕ СВЕДЕНИЯ О СТОРОНАХ</w:t>
+      </w:r>
+    </w:p>
+    <w:p>
+      <w:r>
+        <w:t xml:space="preserve">подписано </w:t>
+      </w:r>
+      <w:r>
+        <w:t xml:space="preserve">поповым олегом олеговичем</w:t>
+      </w:r>
+    </w:p>
+    <w:p>
+      <w:r>
+        <w:t xml:space="preserve">Претензии направляются </w:t>
+      </w:r>
+      <w:r>
+        <w:t xml:space="preserve">Попову Олегу Олеговичу</w:t>
+      </w:r>
+      <w:r>
+        <w:t xml:space="preserve">; ответ подписывается </w:t>
+      </w:r>
+      <w:r>
+        <w:t xml:space="preserve">Поповым Олегом Олеговичем</w:t>
+      </w:r>
+      <w:r>
+        <w:t xml:space="preserve">; интересы </w:t>
+      </w:r>
+      <w:r>
+        <w:t xml:space="preserve">Попова Олега Олеговича</w:t>
+      </w:r>
+      <w:r>
+        <w:t xml:space="preserve"> представляет </w:t>
+      </w:r>
+      <w:r>
+        <w:t xml:space="preserve">Попов Олег Олегович</w:t>
+      </w:r>
+      <w:r>
+        <w:t xml:space="preserve">; копия вручается </w:t>
+      </w:r>
+      <w:r>
+        <w:t xml:space="preserve">Попов О. О.</w:t>
+      </w:r>
+      <w:r>
+        <w:t xml:space="preserve"> лично.</w:t>
+      </w:r>
+    </w:p>
+    <w:p/>
+    <w:p/>
+    <w:p>
+      <w:r>
+        <w:rPr>
+          <w:b/>
+        </w:rPr>
+        <w:t xml:space="preserve">9. КОНТРОЛЬНЫЕ ВЕЛИЧИНЫ</w:t>
+      </w:r>
+    </w:p>
+    <w:p>
+      <w:r>
+        <w:t xml:space="preserve">9.1. Контрольная запись: </w:t>
+      </w:r>
+      <w:r>
+        <w:rPr>
+          <w:b/>
+        </w:rPr>
+        <w:t xml:space="preserve">1/1</w:t>
+      </w:r>
+      <w:r>
+        <w:t xml:space="preserve">30 ключевой ставки ЦБ РФ от общей суммы счета</w:t>
+      </w:r>
+      <w:r>
+        <w:t xml:space="preserve">.</w:t>
+      </w:r>
+    </w:p>
+    <w:p>
+      <w:r>
+        <w:t xml:space="preserve">9.2. Контрольная запись: </w:t>
+      </w:r>
+      <w:r>
+        <w:rPr>
+          <w:b/>
+        </w:rPr>
+        <w:t xml:space="preserve">не позднее 12.02.20</w:t>
+      </w:r>
+      <w:r>
+        <w:t xml:space="preserve">26</w:t>
+      </w:r>
+      <w:r>
+        <w:t xml:space="preserve">.</w:t>
+      </w:r>
+    </w:p>
+    <w:p>
+      <w:r>
+        <w:t xml:space="preserve">9.3. Контрольная запись: </w:t>
+      </w:r>
+      <w:r>
+        <w:rPr>
+          <w:b/>
+        </w:rPr>
+        <w:t xml:space="preserve">38Ф-67</w:t>
+      </w:r>
+      <w:r>
+        <w:t xml:space="preserve">106/25-075Д</w:t>
+      </w:r>
+      <w:r>
+        <w:t xml:space="preserve">.</w:t>
+      </w:r>
+    </w:p>
+    <w:p>
+      <w:r>
+        <w:t xml:space="preserve">9.4. Контрольная запись: </w:t>
+      </w:r>
+      <w:r>
+        <w:t xml:space="preserve">10 300  000 (десять милл ионов триста тысяч) ₽</w:t>
+      </w:r>
+      <w:r>
+        <w:t xml:space="preserve">.</w:t>
+      </w:r>
+    </w:p>
+    <w:p/>
+    <w:p>
+      <w:r>
+        <w:rPr>
+          <w:b/>
+        </w:rPr>
+        <w:t xml:space="preserve">РЕКВИЗИТЫ И ПОДПИСИ СТОРОН</w:t>
+      </w:r>
+    </w:p>
+    <w:p/>
+    <w:tbl>
+      <w:tblPr>
+        <w:tblW w:w="9360" w:type="dxa"/>
+        <w:tblBorders>
+          <w:top w:val="single" w:sz="4" w:color="auto"/>
+          <w:left w:val="single" w:sz="4" w:color="auto"/>
+          <w:bottom w:val="single" w:sz="4" w:color="auto"/>
+          <w:right w:val="single" w:sz="4" w:color="auto"/>
+          <w:insideH w:val="single" w:sz="4" w:color="auto"/>
+          <w:insideV w:val="single" w:sz="4" w:color="auto"/>
+        </w:tblBorders>
+      </w:tblPr>
+      <w:tblGrid>
+        <w:gridCol w:w="4680"/>
+        <w:gridCol w:w="4680"/>
+      </w:tblGrid>
+      <w:tr>
+        <w:tc>
+          <w:tcPr>
+            <w:tcW w:w="4680" w:type="dxa"/>
+          </w:tcPr>
+          <w:p>
+            <w:r>
+              <w:rPr>
+                <w:b/>
+              </w:rPr>
+              <w:t xml:space="preserve">Агент:</w:t>
+            </w:r>
+          </w:p>
+          <w:p>
+            <w:r>
+              <w:t xml:space="preserve">Иванова-Петрова Алла Юрьевна</w:t>
+            </w:r>
+          </w:p>
+          <w:p>
+            <w:r>
+              <w:t xml:space="preserve">Индивидуальный предприниматель </w:t>
+            </w:r>
+            <w:r>
+              <w:t xml:space="preserve">Иванова-Петрова Алла Юрьевна</w:t>
+            </w:r>
+          </w:p>
+          <w:p>
+            <w:r>
+              <w:t xml:space="preserve">Адрес регистрации: </w:t>
+            </w:r>
+            <w:r>
+              <w:t xml:space="preserve">а/я 59, г. Ростов-на-Дону, 344002</w:t>
+            </w:r>
+          </w:p>
+          <w:p>
+            <w:r>
+              <w:t xml:space="preserve">ИНН </w:t>
+            </w:r>
+            <w:r>
+              <w:t xml:space="preserve">919375532508</w:t>
+            </w:r>
+            <w:r>
+              <w:t xml:space="preserve"> ОГРНИП </w:t>
+            </w:r>
+            <w:r>
+              <w:t xml:space="preserve">309693442683690</w:t>
+            </w:r>
+          </w:p>
+          <w:p>
+            <w:r>
+              <w:t xml:space="preserve">р/с </w:t>
+            </w:r>
+            <w:r>
+              <w:t xml:space="preserve">40802810144051014454</w:t>
+            </w:r>
+            <w:r>
+              <w:t xml:space="preserve"> в АО «Тинькофф Банк»</w:t>
+            </w:r>
+            <w:r>
+              <w:t xml:space="preserve">, БИК </w:t>
+            </w:r>
+            <w:r>
+              <w:t xml:space="preserve">044525974</w:t>
+            </w:r>
+          </w:p>
+          <w:p>
+            <w:r>
+              <w:t xml:space="preserve">Тел.: </w:t>
+            </w:r>
+            <w:r>
+              <w:t xml:space="preserve">+7 (843) 781-80-80</w:t>
+            </w:r>
+          </w:p>
+          <w:p>
+            <w:r>
+              <w:t xml:space="preserve">E-mail: </w:t>
+            </w:r>
+            <w:r>
+              <w:t xml:space="preserve">ivanova.petrova@mail.ru</w:t>
+            </w:r>
+          </w:p>
+          <w:p/>
+          <w:p>
+            <w:r>
+              <w:t xml:space="preserve">ИП ______________ </w:t>
+            </w:r>
+            <w:r>
+              <w:t xml:space="preserve">Иванова-Петрова А. Ю.</w:t>
+            </w:r>
+          </w:p>
+        </w:tc>
+        <w:tc>
+          <w:tcPr>
+            <w:tcW w:w="4680" w:type="dxa"/>
+          </w:tcPr>
+          <w:p>
+            <w:r>
               <w:rPr>
                 <w:b/>
               </w:rPr>
@@ -859,7 +946,7 @@
               <w:t xml:space="preserve">Адрес регистрации: </w:t>
             </w:r>
             <w:r>
-              <w:t xml:space="preserve">а/я 62, г. Ростов-на-Дону, 344002</w:t>
+              <w:t xml:space="preserve">а/я 62, г. Красногорск, 143400</w:t>
             </w:r>
           </w:p>
           <w:p>

--- a/tests/corpus_v2/docs/agency_0010.docx
+++ b/tests/corpus_v2/docs/agency_0010.docx
@@ -120,7 +120,7 @@
         <w:t xml:space="preserve">Агентское вознаграждение: </w:t>
       </w:r>
       <w:r>
-        <w:t xml:space="preserve">21% за каждый день просрочки</w:t>
+        <w:t xml:space="preserve">15% за каждый день просрочки</w:t>
       </w:r>
       <w:r>
         <w:t xml:space="preserve">. Вознаграждение исчисляется от суммы заключённых сделок.</w:t>
@@ -132,6 +132,101 @@
       </w:r>
       <w:r>
         <w:t xml:space="preserve">Принципал обязан возместить Агенту расходы, понесённые при исполнении поручения.</w:t>
+      </w:r>
+    </w:p>
+    <w:p>
+      <w:r>
+        <w:t xml:space="preserve">1.5. </w:t>
+      </w:r>
+      <w:r>
+        <w:t xml:space="preserve">Товар отгружается по товарной накладной ТОРГ-12 № </w:t>
+      </w:r>
+      <w:r>
+        <w:t xml:space="preserve">048876049</w:t>
+      </w:r>
+      <w:r>
+        <w:t xml:space="preserve">. Каталожный номер изделия — </w:t>
+      </w:r>
+      <w:r>
+        <w:t xml:space="preserve">049659631</w:t>
+      </w:r>
+      <w:r>
+        <w:t xml:space="preserve">. Заводской номер насоса — </w:t>
+      </w:r>
+      <w:r>
+        <w:t xml:space="preserve">045414541</w:t>
+      </w:r>
+      <w:r>
+        <w:t xml:space="preserve">.</w:t>
+      </w:r>
+    </w:p>
+    <w:p>
+      <w:r>
+        <w:t xml:space="preserve">1.6. </w:t>
+      </w:r>
+      <w:r>
+        <w:t xml:space="preserve">Финансирование ведётся по коду целевых средств </w:t>
+      </w:r>
+      <w:r>
+        <w:t xml:space="preserve">042335985</w:t>
+      </w:r>
+      <w:r>
+        <w:t xml:space="preserve">, установленному приказом Минфина России от 01.12.2010 № 157н. </w:t>
+      </w:r>
+      <w:r>
+        <w:t xml:space="preserve">БИК будет сообщён дополнительно, номер заявки — </w:t>
+      </w:r>
+      <w:r>
+        <w:t xml:space="preserve">047244252</w:t>
+      </w:r>
+      <w:r>
+        <w:t xml:space="preserve">.</w:t>
+      </w:r>
+    </w:p>
+    <w:p>
+      <w:r>
+        <w:t xml:space="preserve">1.7. </w:t>
+      </w:r>
+      <w:r>
+        <w:t xml:space="preserve">Учёт потребления ведётся по лицевому счёту </w:t>
+      </w:r>
+      <w:r>
+        <w:t xml:space="preserve">89952359176</w:t>
+      </w:r>
+      <w:r>
+        <w:t xml:space="preserve">. Спецификация зарегистрирована за номером </w:t>
+      </w:r>
+      <w:r>
+        <w:t xml:space="preserve">80576415001</w:t>
+      </w:r>
+      <w:r>
+        <w:t xml:space="preserve">. Заводской номер прибора учёта — </w:t>
+      </w:r>
+      <w:r>
+        <w:t xml:space="preserve">88193286264</w:t>
+      </w:r>
+      <w:r>
+        <w:t xml:space="preserve">.</w:t>
+      </w:r>
+    </w:p>
+    <w:p>
+      <w:r>
+        <w:t xml:space="preserve">1.8. </w:t>
+      </w:r>
+      <w:r>
+        <w:t xml:space="preserve">Регистрационная запись в реестре — </w:t>
+      </w:r>
+      <w:r>
+        <w:t xml:space="preserve">84053543661</w:t>
+      </w:r>
+      <w:r>
+        <w:t xml:space="preserve"> по правилам статьи 434 Гражданского кодекса Российской Федерации. Уведомление направлено за исходящим № </w:t>
+      </w:r>
+      <w:r>
+        <w:t xml:space="preserve">84684644957</w:t>
+      </w:r>
+      <w:r>
+        <w:t xml:space="preserve">.</w:t>
       </w:r>
     </w:p>
     <w:p/>
@@ -148,7 +243,7 @@
         <w:t xml:space="preserve">2.1. Общая цена Договора: </w:t>
       </w:r>
       <w:r>
-        <w:t xml:space="preserve">не более 22 000 000,79 (Двадцати двух миллионов) RUB</w:t>
+        <w:t xml:space="preserve">не более 13 600 000,00 (Тринадцати миллионов шестисот тысяч) RUB</w:t>
       </w:r>
       <w:r>
         <w:t xml:space="preserve">, НДС не облагается, т.к. применяется УСН</w:t>
@@ -173,7 +268,7 @@
         <w:t xml:space="preserve">2.3. Срок оплаты — </w:t>
       </w:r>
       <w:r>
-        <w:t xml:space="preserve">в течение 10 дней</w:t>
+        <w:t xml:space="preserve">в течение 30 дней</w:t>
       </w:r>
       <w:r>
         <w:t xml:space="preserve">.</w:t>
@@ -193,7 +288,7 @@
         <w:t xml:space="preserve">, артикул </w:t>
       </w:r>
       <w:r>
-        <w:t xml:space="preserve">RM-6287-86</w:t>
+        <w:t xml:space="preserve">RM-9833-40</w:t>
       </w:r>
       <w:r>
         <w:t xml:space="preserve">, код </w:t>
@@ -253,49 +348,49 @@
         <w:t xml:space="preserve">. Товар отгружается с сопроводительным документом паспорт качества № </w:t>
       </w:r>
       <w:r>
-        <w:t xml:space="preserve">18 05 768971</w:t>
+        <w:t xml:space="preserve">42 09 028327</w:t>
       </w:r>
       <w:r>
         <w:t xml:space="preserve">. К партии приложен паспорт изделия № </w:t>
       </w:r>
       <w:r>
-        <w:t xml:space="preserve">56 20 332624</w:t>
+        <w:t xml:space="preserve">76 12 853669</w:t>
       </w:r>
       <w:r>
         <w:t xml:space="preserve">. Оборудование поставляется с паспортом транспортного средства № </w:t>
       </w:r>
       <w:r>
-        <w:t xml:space="preserve">81 10 806535</w:t>
+        <w:t xml:space="preserve">70 02 396360</w:t>
       </w:r>
       <w:r>
         <w:t xml:space="preserve">. Приёмка производится согласно техническому паспорту </w:t>
       </w:r>
       <w:r>
-        <w:t xml:space="preserve">09 03 819451</w:t>
+        <w:t xml:space="preserve">12 18 512395</w:t>
       </w:r>
       <w:r>
         <w:t xml:space="preserve">. СНИЛС не указан, номер заказа </w:t>
       </w:r>
       <w:r>
-        <w:t xml:space="preserve">251-880-966 76</w:t>
+        <w:t xml:space="preserve">122-321-293 06</w:t>
       </w:r>
       <w:r>
         <w:t xml:space="preserve">. Дата рождения не проставлена, документ выдан </w:t>
       </w:r>
       <w:r>
-        <w:t xml:space="preserve">05.01.2024</w:t>
+        <w:t xml:space="preserve">08.07.2016</w:t>
       </w:r>
       <w:r>
         <w:t xml:space="preserve">. Код подразделения, см. артикул </w:t>
       </w:r>
       <w:r>
-        <w:t xml:space="preserve">346-884</w:t>
+        <w:t xml:space="preserve">871-649</w:t>
       </w:r>
       <w:r>
         <w:t xml:space="preserve">. Цена — </w:t>
       </w:r>
       <w:r>
-        <w:t xml:space="preserve">301000 рублей 50 копеек</w:t>
+        <w:t xml:space="preserve">665000 рублей 50 копеек</w:t>
       </w:r>
       <w:r>
         <w:t xml:space="preserve">.</w:t>
@@ -309,25 +404,25 @@
         <w:t xml:space="preserve">Товар маркирован штрихкодом </w:t>
       </w:r>
       <w:r>
-        <w:t xml:space="preserve">4608193286264</w:t>
+        <w:t xml:space="preserve">4604509405969</w:t>
       </w:r>
       <w:r>
         <w:t xml:space="preserve">. Код контрагента по ОКПО — </w:t>
       </w:r>
       <w:r>
-        <w:t xml:space="preserve">2501228341</w:t>
+        <w:t xml:space="preserve">3227996086</w:t>
       </w:r>
       <w:r>
         <w:t xml:space="preserve">. Оборудование учтено под инвентарным номером </w:t>
       </w:r>
       <w:r>
-        <w:t xml:space="preserve">040634536</w:t>
+        <w:t xml:space="preserve">044797145</w:t>
       </w:r>
       <w:r>
         <w:t xml:space="preserve">, складской позиции присвоен номер </w:t>
       </w:r>
       <w:r>
-        <w:t xml:space="preserve">687445914</w:t>
+        <w:t xml:space="preserve">985859941</w:t>
       </w:r>
       <w:r>
         <w:t xml:space="preserve">.</w:t>
@@ -341,19 +436,19 @@
         <w:t xml:space="preserve">Оплата по счёту-фактуре на КБК </w:t>
       </w:r>
       <w:r>
-        <w:t xml:space="preserve">18210101011011000121</w:t>
+        <w:t xml:space="preserve">18210101011011000153</w:t>
       </w:r>
       <w:r>
         <w:t xml:space="preserve">. ИНН не присвоен, регистрационный № </w:t>
       </w:r>
       <w:r>
-        <w:t xml:space="preserve">9774833302</w:t>
+        <w:t xml:space="preserve">7995801704</w:t>
       </w:r>
       <w:r>
         <w:t xml:space="preserve">. ИНН не присвоен, платёжный документ № </w:t>
       </w:r>
       <w:r>
-        <w:t xml:space="preserve">710247983105</w:t>
+        <w:t xml:space="preserve">838718896320</w:t>
       </w:r>
       <w:r>
         <w:t xml:space="preserve">. Заказчик действует в лице </w:t>
@@ -373,7 +468,7 @@
         <w:t xml:space="preserve">Массовая доля влаги в товаре — </w:t>
       </w:r>
       <w:r>
-        <w:t xml:space="preserve">не более 9 %</w:t>
+        <w:t xml:space="preserve">не более 14 %</w:t>
       </w:r>
       <w:r>
         <w:t xml:space="preserve">. Товар подлежит хранению </w:t>
@@ -448,7 +543,7 @@
           </w:tcPr>
           <w:p>
             <w:r>
-              <w:t xml:space="preserve">5266514767</w:t>
+              <w:t xml:space="preserve">7279583127</w:t>
             </w:r>
           </w:p>
         </w:tc>
@@ -476,7 +571,7 @@
         <w:t xml:space="preserve">Полномочия подтверждаются свидетельством о рождении, выдано </w:t>
       </w:r>
       <w:r>
-        <w:t xml:space="preserve">07.01.2015</w:t>
+        <w:t xml:space="preserve">04.09.2021</w:t>
       </w:r>
       <w:r>
         <w:t xml:space="preserve"> отделом ЗАГС.</w:t>
@@ -505,7 +600,7 @@
           </w:tcPr>
           <w:p>
             <w:r>
-              <w:t xml:space="preserve">6</w:t>
+              <w:t xml:space="preserve">9</w:t>
             </w:r>
           </w:p>
         </w:tc>
@@ -555,7 +650,7 @@
         <w:t xml:space="preserve">3.1. Место исполнения обязательств: </w:t>
       </w:r>
       <w:r>
-        <w:t xml:space="preserve">а/я 62, г. Москва, 101000</w:t>
+        <w:t xml:space="preserve">а/я 43, г. Самара, 443010</w:t>
       </w:r>
       <w:r>
         <w:t xml:space="preserve">.</w:t>
@@ -572,7 +667,7 @@
         <w:t xml:space="preserve"> по телефону </w:t>
       </w:r>
       <w:r>
-        <w:t xml:space="preserve">+7 (812) 754-89-45</w:t>
+        <w:t xml:space="preserve">+7 (843) 896-11-14</w:t>
       </w:r>
       <w:r>
         <w:t xml:space="preserve">.</w:t>
@@ -583,7 +678,111 @@
         <w:t xml:space="preserve">3.3. Срок исполнения обязательств — </w:t>
       </w:r>
       <w:r>
-        <w:t xml:space="preserve">в течение 45 (Сорока пяти) календарных дней с момента заключения контракта</w:t>
+        <w:t xml:space="preserve">в течение 7 (Семи) календарных дней с момента заключения контракта</w:t>
+      </w:r>
+      <w:r>
+        <w:t xml:space="preserve">.</w:t>
+      </w:r>
+    </w:p>
+    <w:p>
+      <w:r>
+        <w:t xml:space="preserve">3.4. </w:t>
+      </w:r>
+      <w:r>
+        <w:t xml:space="preserve">Финансирование ведётся за счёт средств бюджета, КБК </w:t>
+      </w:r>
+      <w:r>
+        <w:t xml:space="preserve">18292966535795320833</w:t>
+      </w:r>
+      <w:r>
+        <w:t xml:space="preserve">. Показания счётчика снимаются по прибору с заводским номером </w:t>
+      </w:r>
+      <w:r>
+        <w:t xml:space="preserve">39260797785274396137</w:t>
+      </w:r>
+      <w:r>
+        <w:t xml:space="preserve">.</w:t>
+      </w:r>
+    </w:p>
+    <w:p>
+      <w:r>
+        <w:t xml:space="preserve">3.5. </w:t>
+      </w:r>
+      <w:r>
+        <w:t xml:space="preserve">В счёте на оплату указывается УИН </w:t>
+      </w:r>
+      <w:r>
+        <w:t xml:space="preserve">18209031272498489541</w:t>
+      </w:r>
+      <w:r>
+        <w:t xml:space="preserve">. Номер счёта-проформы — </w:t>
+      </w:r>
+      <w:r>
+        <w:t xml:space="preserve">77149544809670526878</w:t>
+      </w:r>
+      <w:r>
+        <w:t xml:space="preserve">. Очерёдность списания со счёта определяется статьёй 855 Гражданского кодекса Российской Федерации, код вида дохода — </w:t>
+      </w:r>
+      <w:r>
+        <w:t xml:space="preserve">18210058417033025622</w:t>
+      </w:r>
+      <w:r>
+        <w:t xml:space="preserve">.</w:t>
+      </w:r>
+    </w:p>
+    <w:p>
+      <w:r>
+        <w:t xml:space="preserve">3.6. </w:t>
+      </w:r>
+      <w:r>
+        <w:t xml:space="preserve">ИНН иностранного контрагента не присваивается; номер записи в торговом реестре — </w:t>
+      </w:r>
+      <w:r>
+        <w:t xml:space="preserve">8445691675</w:t>
+      </w:r>
+      <w:r>
+        <w:t xml:space="preserve">. ИНН указан в приложении, номер спецификации </w:t>
+      </w:r>
+      <w:r>
+        <w:t xml:space="preserve">5471609468</w:t>
+      </w:r>
+      <w:r>
+        <w:t xml:space="preserve">. Постановка на учёт производится по статье 84 Налогового кодекса Российской Федерации, решение № </w:t>
+      </w:r>
+      <w:r>
+        <w:t xml:space="preserve">6625420171</w:t>
+      </w:r>
+      <w:r>
+        <w:t xml:space="preserve">.</w:t>
+      </w:r>
+    </w:p>
+    <w:p>
+      <w:r>
+        <w:t xml:space="preserve">3.7. </w:t>
+      </w:r>
+      <w:r>
+        <w:t xml:space="preserve">Партии присвоен номер прослеживаемости </w:t>
+      </w:r>
+      <w:r>
+        <w:t xml:space="preserve">5822206216</w:t>
+      </w:r>
+      <w:r>
+        <w:t xml:space="preserve">. Доля посторонних включений — не более </w:t>
+      </w:r>
+      <w:r>
+        <w:t xml:space="preserve">1,2 %</w:t>
+      </w:r>
+      <w:r>
+        <w:t xml:space="preserve">. Погрешность измерения прибора — не более </w:t>
+      </w:r>
+      <w:r>
+        <w:t xml:space="preserve">0,9 %</w:t>
+      </w:r>
+      <w:r>
+        <w:t xml:space="preserve">. Станок имеет заводской номер </w:t>
+      </w:r>
+      <w:r>
+        <w:t xml:space="preserve">0383506416</w:t>
       </w:r>
       <w:r>
         <w:t xml:space="preserve">.</w:t>
@@ -620,7 +819,7 @@
         <w:t xml:space="preserve">, но не более </w:t>
       </w:r>
       <w:r>
-        <w:t xml:space="preserve">18% от цены Договора</w:t>
+        <w:t xml:space="preserve">12% от цены Договора</w:t>
       </w:r>
       <w:r>
         <w:t xml:space="preserve">. Предельный размер ответственности: </w:t>
@@ -654,7 +853,7 @@
         <w:t xml:space="preserve">Сторона, для которой создалась невозможность исполнения, обязана уведомить другую Сторону. Срок уведомления — </w:t>
       </w:r>
       <w:r>
-        <w:t xml:space="preserve">в течение двадцати рабочих дней с момента подписания акта</w:t>
+        <w:t xml:space="preserve">в течение семи рабочих дней с момента подписания акта</w:t>
       </w:r>
       <w:r>
         <w:t xml:space="preserve">.</w:t>
@@ -668,7 +867,125 @@
         <w:t xml:space="preserve">Все споры и разногласия решаются путём переговоров. Претензионный порядок обязателен, срок ответа на претензию — </w:t>
       </w:r>
       <w:r>
-        <w:t xml:space="preserve">в течение тридцати банковских дней</w:t>
+        <w:t xml:space="preserve">в течение четырнадцати банковских дней</w:t>
+      </w:r>
+      <w:r>
+        <w:t xml:space="preserve">.</w:t>
+      </w:r>
+    </w:p>
+    <w:p>
+      <w:r>
+        <w:t xml:space="preserve">4.6. </w:t>
+      </w:r>
+      <w:r>
+        <w:t xml:space="preserve">ИНН физического лица не указан; номер лицевого счёта абонента — </w:t>
+      </w:r>
+      <w:r>
+        <w:t xml:space="preserve">481905249928</w:t>
+      </w:r>
+      <w:r>
+        <w:t xml:space="preserve">. ИНН приведён в приложении, код позиции </w:t>
+      </w:r>
+      <w:r>
+        <w:t xml:space="preserve">595963419717</w:t>
+      </w:r>
+      <w:r>
+        <w:t xml:space="preserve">. Обработка ИНН ведётся по статье 86 Налогового кодекса Российской Федерации, запрос № </w:t>
+      </w:r>
+      <w:r>
+        <w:t xml:space="preserve">476482672479</w:t>
+      </w:r>
+      <w:r>
+        <w:t xml:space="preserve">.</w:t>
+      </w:r>
+    </w:p>
+    <w:p>
+      <w:r>
+        <w:t xml:space="preserve">4.7. </w:t>
+      </w:r>
+      <w:r>
+        <w:t xml:space="preserve">Номер товарной накладной на партию — </w:t>
+      </w:r>
+      <w:r>
+        <w:t xml:space="preserve">603665617977</w:t>
+      </w:r>
+      <w:r>
+        <w:t xml:space="preserve">. Модуль учёта имеет заводской номер </w:t>
+      </w:r>
+      <w:r>
+        <w:t xml:space="preserve">131364541711</w:t>
+      </w:r>
+      <w:r>
+        <w:t xml:space="preserve">. Уклон монтируемой кровли составляет </w:t>
+      </w:r>
+      <w:r>
+        <w:t xml:space="preserve">6 %</w:t>
+      </w:r>
+      <w:r>
+        <w:t xml:space="preserve">.</w:t>
+      </w:r>
+    </w:p>
+    <w:p>
+      <w:r>
+        <w:t xml:space="preserve">4.8. </w:t>
+      </w:r>
+      <w:r>
+        <w:t xml:space="preserve">Предельная доля иностранного участия в уставном капитале установлена законом и составляет </w:t>
+      </w:r>
+      <w:r>
+        <w:t xml:space="preserve">25 %</w:t>
+      </w:r>
+      <w:r>
+        <w:t xml:space="preserve"> согласно Федеральному закону об иностранных инвестициях. Приложением № 3 установлена доля брака не более </w:t>
+      </w:r>
+      <w:r>
+        <w:t xml:space="preserve">0,5 %</w:t>
+      </w:r>
+      <w:r>
+        <w:t xml:space="preserve">.</w:t>
+      </w:r>
+    </w:p>
+    <w:p>
+      <w:r>
+        <w:t xml:space="preserve">4.9. </w:t>
+      </w:r>
+      <w:r>
+        <w:t xml:space="preserve">Срок годности товара — </w:t>
+      </w:r>
+      <w:r>
+        <w:t xml:space="preserve">в течение 18 месяцев</w:t>
+      </w:r>
+      <w:r>
+        <w:t xml:space="preserve"> с даты выпуска. Смесь выдерживается </w:t>
+      </w:r>
+      <w:r>
+        <w:t xml:space="preserve">в течение 48 часов</w:t>
+      </w:r>
+      <w:r>
+        <w:t xml:space="preserve"> без доступа влаги.</w:t>
+      </w:r>
+    </w:p>
+    <w:p>
+      <w:r>
+        <w:t xml:space="preserve">4.10. </w:t>
+      </w:r>
+      <w:r>
+        <w:t xml:space="preserve">Претензии по качеству работ предъявляются </w:t>
+      </w:r>
+      <w:r>
+        <w:t xml:space="preserve">в течение одного года</w:t>
+      </w:r>
+      <w:r>
+        <w:t xml:space="preserve"> в силу статьи 725 Гражданского кодекса Российской Федерации. Поставщик работает на рынке </w:t>
+      </w:r>
+      <w:r>
+        <w:t xml:space="preserve">в течение 23 лет</w:t>
+      </w:r>
+      <w:r>
+        <w:t xml:space="preserve">. Отчётный период оканчивается </w:t>
+      </w:r>
+      <w:r>
+        <w:t xml:space="preserve">не позднее 08.01.2029</w:t>
       </w:r>
       <w:r>
         <w:t xml:space="preserve">.</w:t>
@@ -762,10 +1079,10 @@
         <w:rPr>
           <w:b/>
         </w:rPr>
-        <w:t xml:space="preserve">не позднее 12.02.20</w:t>
-      </w:r>
-      <w:r>
-        <w:t xml:space="preserve">26</w:t>
+        <w:t xml:space="preserve">не позднее 01.06.20</w:t>
+      </w:r>
+      <w:r>
+        <w:t xml:space="preserve">25</w:t>
       </w:r>
       <w:r>
         <w:t xml:space="preserve">.</w:t>
@@ -779,10 +1096,10 @@
         <w:rPr>
           <w:b/>
         </w:rPr>
-        <w:t xml:space="preserve">38Ф-67</w:t>
-      </w:r>
-      <w:r>
-        <w:t xml:space="preserve">106/25-075Д</w:t>
+        <w:t xml:space="preserve">36Ф-67</w:t>
+      </w:r>
+      <w:r>
+        <w:t xml:space="preserve">121/11-715Д</w:t>
       </w:r>
       <w:r>
         <w:t xml:space="preserve">.</w:t>
@@ -793,7 +1110,7 @@
         <w:t xml:space="preserve">9.4. Контрольная запись: </w:t>
       </w:r>
       <w:r>
-        <w:t xml:space="preserve">10 300  000 (десять милл ионов триста тысяч) ₽</w:t>
+        <w:t xml:space="preserve">9 300 000 (девят‍ь миллионов тр⁠иста тысяч) ₽</w:t>
       </w:r>
       <w:r>
         <w:t xml:space="preserve">.</w:t>
@@ -856,7 +1173,7 @@
               <w:t xml:space="preserve">Адрес регистрации: </w:t>
             </w:r>
             <w:r>
-              <w:t xml:space="preserve">а/я 59, г. Ростов-на-Дону, 344002</w:t>
+              <w:t xml:space="preserve">а/я 5, г. Казань, 420111</w:t>
             </w:r>
           </w:p>
           <w:p>
@@ -895,7 +1212,7 @@
               <w:t xml:space="preserve">Тел.: </w:t>
             </w:r>
             <w:r>
-              <w:t xml:space="preserve">+7 (843) 781-80-80</w:t>
+              <w:t xml:space="preserve">+7 (383) 610-27-70</w:t>
             </w:r>
           </w:p>
           <w:p>
@@ -903,7 +1220,7 @@
               <w:t xml:space="preserve">E-mail: </w:t>
             </w:r>
             <w:r>
-              <w:t xml:space="preserve">ivanova.petrova@mail.ru</w:t>
+              <w:t xml:space="preserve">ivanova.petrova@gmail.com</w:t>
             </w:r>
           </w:p>
           <w:p/>
@@ -930,7 +1247,7 @@
           </w:p>
           <w:p>
             <w:r>
-              <w:t xml:space="preserve">Казань, Лесная 73</w:t>
+              <w:t xml:space="preserve">Екатеринбург, Тверская 37</w:t>
             </w:r>
           </w:p>
           <w:p>
@@ -946,7 +1263,7 @@
               <w:t xml:space="preserve">Адрес регистрации: </w:t>
             </w:r>
             <w:r>
-              <w:t xml:space="preserve">а/я 62, г. Красногорск, 143400</w:t>
+              <w:t xml:space="preserve">а/я 33, г. Москва, 101000</w:t>
             </w:r>
           </w:p>
           <w:p>
@@ -985,7 +1302,7 @@
               <w:t xml:space="preserve">Тел.: </w:t>
             </w:r>
             <w:r>
-              <w:t xml:space="preserve">+7 (846) 868-14-49</w:t>
+              <w:t xml:space="preserve">+7 (812) 898-53-28</w:t>
             </w:r>
           </w:p>
           <w:p>
@@ -993,7 +1310,7 @@
               <w:t xml:space="preserve">E-mail: </w:t>
             </w:r>
             <w:r>
-              <w:t xml:space="preserve">popov@gmail.com</w:t>
+              <w:t xml:space="preserve">popov@romashka.ru</w:t>
             </w:r>
           </w:p>
           <w:p/>
@@ -1112,7 +1429,7 @@
         <w:t xml:space="preserve">Адрес склада грузополучателя: </w:t>
       </w:r>
       <w:r>
-        <w:t xml:space="preserve">а/я 6, г. Новосибирск, 630099</w:t>
+        <w:t xml:space="preserve">а/я 14, г. Сергиев Посад, 141300</w:t>
       </w:r>
       <w:r>
         <w:t xml:space="preserve">.</w:t>
@@ -1123,7 +1440,7 @@
         <w:t xml:space="preserve">Кладовщик: </w:t>
       </w:r>
       <w:r>
-        <w:t xml:space="preserve">Смирнова Екатерина Ивановна</w:t>
+        <w:t xml:space="preserve">Виноградов Сергей Сергеевич</w:t>
       </w:r>
     </w:p>
     <w:p>
@@ -1131,7 +1448,7 @@
         <w:t xml:space="preserve">Тел. склада: </w:t>
       </w:r>
       <w:r>
-        <w:t xml:space="preserve">+7 (843) 652-40-51</w:t>
+        <w:t xml:space="preserve">+7 (812) 342-66-63</w:t>
       </w:r>
     </w:p>
     <w:p/>

--- a/tests/corpus_v2/docs/agency_0010.docx
+++ b/tests/corpus_v2/docs/agency_0010.docx
@@ -1111,6 +1111,37 @@
       </w:r>
       <w:r>
         <w:t xml:space="preserve">9 300 000 (девят‍ь миллионов тр⁠иста тысяч) ₽</w:t>
+      </w:r>
+      <w:r>
+        <w:t xml:space="preserve">.</w:t>
+      </w:r>
+    </w:p>
+    <w:p/>
+    <w:p>
+      <w:r>
+        <w:rPr>
+          <w:b/>
+        </w:rPr>
+        <w:t xml:space="preserve">6. ОСОБЫЕ УСЛОВИЯ ОТДЕЛЬНЫХ ВИДОВ ДАННЫХ</w:t>
+      </w:r>
+    </w:p>
+    <w:p>
+      <w:r>
+        <w:t xml:space="preserve">6.1. Полномочия представителя подтверждены доверенностью, реестровый номер </w:t>
+      </w:r>
+      <w:r>
+        <w:t xml:space="preserve">50/121-н/50-2023-4-88</w:t>
+      </w:r>
+      <w:r>
+        <w:t xml:space="preserve">.</w:t>
+      </w:r>
+    </w:p>
+    <w:p>
+      <w:r>
+        <w:t xml:space="preserve">6.2. Для сопоставления в учёте указывается: </w:t>
+      </w:r>
+      <w:r>
+        <w:t xml:space="preserve">ГОСТ Р 52044-2003</w:t>
       </w:r>
       <w:r>
         <w:t xml:space="preserve">.</w:t>

--- a/tests/corpus_v2/docs/agency_0010.docx
+++ b/tests/corpus_v2/docs/agency_0010.docx
@@ -1127,21 +1127,87 @@
     </w:p>
     <w:p>
       <w:r>
-        <w:t xml:space="preserve">6.1. Полномочия представителя подтверждены доверенностью, реестровый номер </w:t>
-      </w:r>
-      <w:r>
-        <w:t xml:space="preserve">50/121-н/50-2023-4-88</w:t>
-      </w:r>
-      <w:r>
-        <w:t xml:space="preserve">.</w:t>
-      </w:r>
-    </w:p>
-    <w:p>
-      <w:r>
-        <w:t xml:space="preserve">6.2. Для сопоставления в учёте указывается: </w:t>
-      </w:r>
-      <w:r>
-        <w:t xml:space="preserve">ГОСТ Р 52044-2003</w:t>
+        <w:t xml:space="preserve">6.1. Работы выполняются на основании ранее заключённого Договора № </w:t>
+      </w:r>
+      <w:r>
+        <w:t xml:space="preserve">2/17</w:t>
+      </w:r>
+      <w:r>
+        <w:t xml:space="preserve"> между теми же сторонами.</w:t>
+      </w:r>
+    </w:p>
+    <w:p>
+      <w:r>
+        <w:t xml:space="preserve">6.2. Первичные документы: </w:t>
+      </w:r>
+      <w:r>
+        <w:t xml:space="preserve">счёт-фактура выставлена без ссылки на номер</w:t>
+      </w:r>
+      <w:r>
+        <w:t xml:space="preserve">.</w:t>
+      </w:r>
+    </w:p>
+    <w:p>
+      <w:r>
+        <w:t xml:space="preserve">6.3. Запись о лицензии внесена в реестр за регистрационным номером </w:t>
+      </w:r>
+      <w:r>
+        <w:t xml:space="preserve">731004592</w:t>
+      </w:r>
+      <w:r>
+        <w:t xml:space="preserve">.</w:t>
+      </w:r>
+    </w:p>
+    <w:p>
+      <w:r>
+        <w:t xml:space="preserve">6.4. Внутренний учёт ведётся отдельно: </w:t>
+      </w:r>
+      <w:r>
+        <w:t xml:space="preserve">номер заявки 987654321</w:t>
+      </w:r>
+      <w:r>
+        <w:t xml:space="preserve">.</w:t>
+      </w:r>
+    </w:p>
+    <w:p>
+      <w:r>
+        <w:t xml:space="preserve">6.5. Полномочия представителя подтверждены доверенностью, реестровый номер </w:t>
+      </w:r>
+      <w:r>
+        <w:t xml:space="preserve">78/1445-н/78-2022-12-7</w:t>
+      </w:r>
+      <w:r>
+        <w:t xml:space="preserve">.</w:t>
+      </w:r>
+    </w:p>
+    <w:p>
+      <w:r>
+        <w:t xml:space="preserve">6.6. Для сопоставления в учёте указывается: </w:t>
+      </w:r>
+      <w:r>
+        <w:t xml:space="preserve">срок действия 12/2024-06/2025</w:t>
+      </w:r>
+      <w:r>
+        <w:t xml:space="preserve">.</w:t>
+      </w:r>
+    </w:p>
+    <w:p>
+      <w:r>
+        <w:t xml:space="preserve">6.7. Решение принято большинством в </w:t>
+      </w:r>
+      <w:r>
+        <w:t xml:space="preserve">9 % уставного капитала общества</w:t>
+      </w:r>
+      <w:r>
+        <w:t xml:space="preserve"> от общего числа голосов членов совета директоров.</w:t>
+      </w:r>
+    </w:p>
+    <w:p>
+      <w:r>
+        <w:t xml:space="preserve">6.8. Кворум определяется уставом: </w:t>
+      </w:r>
+      <w:r>
+        <w:t xml:space="preserve">большинством голосов присутствующих участников</w:t>
       </w:r>
       <w:r>
         <w:t xml:space="preserve">.</w:t>

--- a/tests/corpus_v2/docs/agency_0010.docx
+++ b/tests/corpus_v2/docs/agency_0010.docx
@@ -1127,10 +1127,32 @@
     </w:p>
     <w:p>
       <w:r>
-        <w:t xml:space="preserve">6.1. Работы выполняются на основании ранее заключённого Договора № </w:t>
-      </w:r>
-      <w:r>
-        <w:t xml:space="preserve">2/17</w:t>
+        <w:t xml:space="preserve">6.1. Стороны ранее заключили </w:t>
+      </w:r>
+      <w:r>
+        <w:t xml:space="preserve">договор подряда</w:t>
+      </w:r>
+      <w:r>
+        <w:t xml:space="preserve"> на сопоставимых условиях.</w:t>
+      </w:r>
+    </w:p>
+    <w:p>
+      <w:r>
+        <w:t xml:space="preserve">6.2. Прочие условия: </w:t>
+      </w:r>
+      <w:r>
+        <w:t xml:space="preserve">реквизиты первичных документов приведены в приложении</w:t>
+      </w:r>
+      <w:r>
+        <w:t xml:space="preserve">.</w:t>
+      </w:r>
+    </w:p>
+    <w:p>
+      <w:r>
+        <w:t xml:space="preserve">6.3. Работы выполняются на основании ранее заключённого Договора № </w:t>
+      </w:r>
+      <w:r>
+        <w:t xml:space="preserve">01Ф-00034/16-124Д</w:t>
       </w:r>
       <w:r>
         <w:t xml:space="preserve"> между теми же сторонами.</w:t>
@@ -1138,29 +1160,73 @@
     </w:p>
     <w:p>
       <w:r>
-        <w:t xml:space="preserve">6.2. Первичные документы: </w:t>
-      </w:r>
-      <w:r>
-        <w:t xml:space="preserve">счёт-фактура выставлена без ссылки на номер</w:t>
-      </w:r>
-      <w:r>
-        <w:t xml:space="preserve">.</w:t>
-      </w:r>
-    </w:p>
-    <w:p>
-      <w:r>
-        <w:t xml:space="preserve">6.3. Запись о лицензии внесена в реестр за регистрационным номером </w:t>
-      </w:r>
-      <w:r>
-        <w:t xml:space="preserve">731004592</w:t>
-      </w:r>
-      <w:r>
-        <w:t xml:space="preserve">.</w:t>
-      </w:r>
-    </w:p>
-    <w:p>
-      <w:r>
-        <w:t xml:space="preserve">6.4. Внутренний учёт ведётся отдельно: </w:t>
+        <w:t xml:space="preserve">6.4. Первичные документы: </w:t>
+      </w:r>
+      <w:r>
+        <w:t xml:space="preserve">лицензия Л035-01298-77/00123456 Рособрнадзора</w:t>
+      </w:r>
+      <w:r>
+        <w:t xml:space="preserve">.</w:t>
+      </w:r>
+    </w:p>
+    <w:p>
+      <w:r>
+        <w:t xml:space="preserve">6.5. Паспорт гражданина Российской Федерации выдан </w:t>
+      </w:r>
+      <w:r>
+        <w:t xml:space="preserve">Отделением по вопросам миграции ОМВД России по Кировскому району</w:t>
+      </w:r>
+      <w:r>
+        <w:t xml:space="preserve">, паспорт предъявлен при подписании.</w:t>
+      </w:r>
+    </w:p>
+    <w:p>
+      <w:r>
+        <w:t xml:space="preserve">6.6. Сопутствующие сведения: </w:t>
+      </w:r>
+      <w:r>
+        <w:t xml:space="preserve">паспорт выдан, реквизиты приведены в приложении</w:t>
+      </w:r>
+      <w:r>
+        <w:t xml:space="preserve">.</w:t>
+      </w:r>
+    </w:p>
+    <w:p>
+      <w:r>
+        <w:t xml:space="preserve">6.7. Запись о государственной регистрации внесена регистрирующим органом: </w:t>
+      </w:r>
+      <w:r>
+        <w:t xml:space="preserve">Инспекция ФНС России № 24 по г. Москве</w:t>
+      </w:r>
+      <w:r>
+        <w:t xml:space="preserve">.</w:t>
+      </w:r>
+    </w:p>
+    <w:p>
+      <w:r>
+        <w:t xml:space="preserve">6.8. Общие сведения о регистрации: </w:t>
+      </w:r>
+      <w:r>
+        <w:t xml:space="preserve">сведения о юридическом лице содержатся в ЕГРЮЛ</w:t>
+      </w:r>
+      <w:r>
+        <w:t xml:space="preserve">.</w:t>
+      </w:r>
+    </w:p>
+    <w:p>
+      <w:r>
+        <w:t xml:space="preserve">6.9. Запись о лицензии внесена в реестр за регистрационным номером </w:t>
+      </w:r>
+      <w:r>
+        <w:t xml:space="preserve">144625873</w:t>
+      </w:r>
+      <w:r>
+        <w:t xml:space="preserve">.</w:t>
+      </w:r>
+    </w:p>
+    <w:p>
+      <w:r>
+        <w:t xml:space="preserve">6.10. Внутренний учёт ведётся отдельно: </w:t>
       </w:r>
       <w:r>
         <w:t xml:space="preserve">номер заявки 987654321</w:t>
@@ -1171,32 +1237,32 @@
     </w:p>
     <w:p>
       <w:r>
-        <w:t xml:space="preserve">6.5. Полномочия представителя подтверждены доверенностью, реестровый номер </w:t>
-      </w:r>
-      <w:r>
-        <w:t xml:space="preserve">78/1445-н/78-2022-12-7</w:t>
-      </w:r>
-      <w:r>
-        <w:t xml:space="preserve">.</w:t>
-      </w:r>
-    </w:p>
-    <w:p>
-      <w:r>
-        <w:t xml:space="preserve">6.6. Для сопоставления в учёте указывается: </w:t>
-      </w:r>
-      <w:r>
-        <w:t xml:space="preserve">срок действия 12/2024-06/2025</w:t>
-      </w:r>
-      <w:r>
-        <w:t xml:space="preserve">.</w:t>
-      </w:r>
-    </w:p>
-    <w:p>
-      <w:r>
-        <w:t xml:space="preserve">6.7. Решение принято большинством в </w:t>
-      </w:r>
-      <w:r>
-        <w:t xml:space="preserve">9 % уставного капитала общества</w:t>
+        <w:t xml:space="preserve">6.11. Полномочия представителя подтверждены доверенностью, реестровый номер </w:t>
+      </w:r>
+      <w:r>
+        <w:t xml:space="preserve">50/121-н/50-2023-4-88</w:t>
+      </w:r>
+      <w:r>
+        <w:t xml:space="preserve">.</w:t>
+      </w:r>
+    </w:p>
+    <w:p>
+      <w:r>
+        <w:t xml:space="preserve">6.12. Для сопоставления в учёте указывается: </w:t>
+      </w:r>
+      <w:r>
+        <w:t xml:space="preserve">пп. 4/5-1 и 7/2-3 Правил страхования</w:t>
+      </w:r>
+      <w:r>
+        <w:t xml:space="preserve">.</w:t>
+      </w:r>
+    </w:p>
+    <w:p>
+      <w:r>
+        <w:t xml:space="preserve">6.13. Решение принято большинством в </w:t>
+      </w:r>
+      <w:r>
+        <w:t xml:space="preserve">25,5 % голосов от общего числа</w:t>
       </w:r>
       <w:r>
         <w:t xml:space="preserve"> от общего числа голосов членов совета директоров.</w:t>
@@ -1204,7 +1270,7 @@
     </w:p>
     <w:p>
       <w:r>
-        <w:t xml:space="preserve">6.8. Кворум определяется уставом: </w:t>
+        <w:t xml:space="preserve">6.14. Кворум определяется уставом: </w:t>
       </w:r>
       <w:r>
         <w:t xml:space="preserve">большинством голосов присутствующих участников</w:t>
